--- a/02 Negative image/report-02.docx
+++ b/02 Negative image/report-02.docx
@@ -1,6 +1,6 @@
 
 <file path=word/document.xml><?xml version="1.0" encoding="utf-8"?>
-<w:document xmlns:wpc="http://schemas.microsoft.com/office/word/2010/wordprocessingCanvas" xmlns:mc="http://schemas.openxmlformats.org/markup-compatibility/2006" xmlns:o="urn:schemas-microsoft-com:office:office" xmlns:r="http://schemas.openxmlformats.org/officeDocument/2006/relationships" xmlns:m="http://schemas.openxmlformats.org/officeDocument/2006/math" xmlns:v="urn:schemas-microsoft-com:vml" xmlns:wp14="http://schemas.microsoft.com/office/word/2010/wordprocessingDrawing" xmlns:wp="http://schemas.openxmlformats.org/drawingml/2006/wordprocessingDrawing" xmlns:w10="urn:schemas-microsoft-com:office:word" xmlns:w="http://schemas.openxmlformats.org/wordprocessingml/2006/main" xmlns:w14="http://schemas.microsoft.com/office/word/2010/wordml" xmlns:wpg="http://schemas.microsoft.com/office/word/2010/wordprocessingGroup" xmlns:wpi="http://schemas.microsoft.com/office/word/2010/wordprocessingInk" xmlns:wne="http://schemas.microsoft.com/office/word/2006/wordml" xmlns:wps="http://schemas.microsoft.com/office/word/2010/wordprocessingShape" mc:Ignorable="w14 wp14">
+<w:document xmlns:wpc="http://schemas.microsoft.com/office/word/2010/wordprocessingCanvas" xmlns:cx="http://schemas.microsoft.com/office/drawing/2014/chartex" xmlns:cx1="http://schemas.microsoft.com/office/drawing/2015/9/8/chartex" xmlns:cx2="http://schemas.microsoft.com/office/drawing/2015/10/21/chartex" xmlns:cx3="http://schemas.microsoft.com/office/drawing/2016/5/9/chartex" xmlns:cx4="http://schemas.microsoft.com/office/drawing/2016/5/10/chartex" xmlns:cx5="http://schemas.microsoft.com/office/drawing/2016/5/11/chartex" xmlns:cx6="http://schemas.microsoft.com/office/drawing/2016/5/12/chartex" xmlns:cx7="http://schemas.microsoft.com/office/drawing/2016/5/13/chartex" xmlns:cx8="http://schemas.microsoft.com/office/drawing/2016/5/14/chartex" xmlns:mc="http://schemas.openxmlformats.org/markup-compatibility/2006" xmlns:aink="http://schemas.microsoft.com/office/drawing/2016/ink" xmlns:am3d="http://schemas.microsoft.com/office/drawing/2017/model3d" xmlns:o="urn:schemas-microsoft-com:office:office" xmlns:oel="http://schemas.microsoft.com/office/2019/extlst" xmlns:r="http://schemas.openxmlformats.org/officeDocument/2006/relationships" xmlns:m="http://schemas.openxmlformats.org/officeDocument/2006/math" xmlns:v="urn:schemas-microsoft-com:vml" xmlns:wp14="http://schemas.microsoft.com/office/word/2010/wordprocessingDrawing" xmlns:wp="http://schemas.openxmlformats.org/drawingml/2006/wordprocessingDrawing" xmlns:w10="urn:schemas-microsoft-com:office:word" xmlns:w="http://schemas.openxmlformats.org/wordprocessingml/2006/main" xmlns:w14="http://schemas.microsoft.com/office/word/2010/wordml" xmlns:w15="http://schemas.microsoft.com/office/word/2012/wordml" xmlns:w16cex="http://schemas.microsoft.com/office/word/2018/wordml/cex" xmlns:w16cid="http://schemas.microsoft.com/office/word/2016/wordml/cid" xmlns:w16="http://schemas.microsoft.com/office/word/2018/wordml" xmlns:w16du="http://schemas.microsoft.com/office/word/2023/wordml/word16du" xmlns:w16sdtdh="http://schemas.microsoft.com/office/word/2020/wordml/sdtdatahash" xmlns:w16sdtfl="http://schemas.microsoft.com/office/word/2024/wordml/sdtformatlock" xmlns:w16se="http://schemas.microsoft.com/office/word/2015/wordml/symex" xmlns:wpg="http://schemas.microsoft.com/office/word/2010/wordprocessingGroup" xmlns:wpi="http://schemas.microsoft.com/office/word/2010/wordprocessingInk" xmlns:wne="http://schemas.microsoft.com/office/word/2006/wordml" xmlns:wps="http://schemas.microsoft.com/office/word/2010/wordprocessingShape" mc:Ignorable="w14 w15 w16se w16cid w16 w16cex w16sdtdh w16sdtfl w16du wp14">
   <w:body>
     <w:p>
       <w:pPr>
@@ -18,7 +18,16 @@
           <w:sz w:val="24"/>
           <w:szCs w:val="24"/>
         </w:rPr>
-        <w:t>Experiment No:</w:t>
+        <w:t>Problem</w:t>
+      </w:r>
+      <w:r>
+        <w:rPr>
+          <w:rFonts w:ascii="Times New Roman" w:hAnsi="Times New Roman" w:cs="Times New Roman"/>
+          <w:b/>
+          <w:sz w:val="24"/>
+          <w:szCs w:val="24"/>
+        </w:rPr>
+        <w:t xml:space="preserve"> No:</w:t>
       </w:r>
       <w:r>
         <w:rPr>
@@ -45,7 +54,16 @@
           <w:sz w:val="24"/>
           <w:szCs w:val="24"/>
         </w:rPr>
-        <w:t>Experiment Name:</w:t>
+        <w:t>Problem</w:t>
+      </w:r>
+      <w:r>
+        <w:rPr>
+          <w:rFonts w:ascii="Times New Roman" w:hAnsi="Times New Roman" w:cs="Times New Roman"/>
+          <w:b/>
+          <w:sz w:val="24"/>
+          <w:szCs w:val="24"/>
+        </w:rPr>
+        <w:t xml:space="preserve"> Name:</w:t>
       </w:r>
       <w:r>
         <w:rPr>
@@ -314,25 +332,26 @@
           <w:sz w:val="24"/>
           <w:szCs w:val="24"/>
         </w:rPr>
-        <w:t xml:space="preserve">rmula for a </w:t>
-      </w:r>
-      <w:proofErr w:type="spellStart"/>
-      <w:r>
-        <w:rPr>
-          <w:rFonts w:ascii="Times New Roman" w:hAnsi="Times New Roman" w:cs="Times New Roman"/>
-          <w:sz w:val="24"/>
-          <w:szCs w:val="24"/>
-        </w:rPr>
-        <w:t>grayscale</w:t>
-      </w:r>
-      <w:proofErr w:type="spellEnd"/>
-      <w:r>
-        <w:rPr>
-          <w:rFonts w:ascii="Times New Roman" w:hAnsi="Times New Roman" w:cs="Times New Roman"/>
-          <w:sz w:val="24"/>
-          <w:szCs w:val="24"/>
-        </w:rPr>
-        <w:t xml:space="preserve"> image is:</w:t>
+        <w:t>rmula for a grayscale image is:</w:t>
+      </w:r>
+    </w:p>
+    <w:p>
+      <w:pPr>
+        <w:spacing w:after="0"/>
+        <w:jc w:val="center"/>
+        <w:rPr>
+          <w:rFonts w:ascii="Times New Roman" w:hAnsi="Times New Roman" w:cs="Times New Roman"/>
+          <w:sz w:val="24"/>
+          <w:szCs w:val="24"/>
+        </w:rPr>
+      </w:pPr>
+      <w:r>
+        <w:rPr>
+          <w:rFonts w:ascii="Times New Roman" w:hAnsi="Times New Roman" w:cs="Times New Roman"/>
+          <w:sz w:val="24"/>
+          <w:szCs w:val="24"/>
+        </w:rPr>
+        <w:t>S=255−R</w:t>
       </w:r>
     </w:p>
     <w:p>
@@ -351,12 +370,13 @@
           <w:sz w:val="24"/>
           <w:szCs w:val="24"/>
         </w:rPr>
-        <w:t>S=255−R</w:t>
+        <w:t>Where:</w:t>
       </w:r>
     </w:p>
     <w:p>
       <w:pPr>
         <w:spacing w:after="0"/>
+        <w:ind w:left="720"/>
         <w:jc w:val="both"/>
         <w:rPr>
           <w:rFonts w:ascii="Times New Roman" w:hAnsi="Times New Roman" w:cs="Times New Roman"/>
@@ -370,31 +390,13 @@
           <w:sz w:val="24"/>
           <w:szCs w:val="24"/>
         </w:rPr>
-        <w:t>Where:</w:t>
+        <w:t>R = Original pixel intensity</w:t>
       </w:r>
     </w:p>
     <w:p>
       <w:pPr>
         <w:spacing w:after="0"/>
-        <w:jc w:val="both"/>
-        <w:rPr>
-          <w:rFonts w:ascii="Times New Roman" w:hAnsi="Times New Roman" w:cs="Times New Roman"/>
-          <w:sz w:val="24"/>
-          <w:szCs w:val="24"/>
-        </w:rPr>
-      </w:pPr>
-      <w:r>
-        <w:rPr>
-          <w:rFonts w:ascii="Times New Roman" w:hAnsi="Times New Roman" w:cs="Times New Roman"/>
-          <w:sz w:val="24"/>
-          <w:szCs w:val="24"/>
-        </w:rPr>
-        <w:t>R = Original pixel intensity</w:t>
-      </w:r>
-    </w:p>
-    <w:p>
-      <w:pPr>
-        <w:spacing w:after="0"/>
+        <w:ind w:left="720"/>
         <w:jc w:val="both"/>
         <w:rPr>
           <w:rFonts w:ascii="Times New Roman" w:hAnsi="Times New Roman" w:cs="Times New Roman"/>
@@ -472,7 +474,6 @@
           <w:lang w:eastAsia="en-SG"/>
         </w:rPr>
       </w:pPr>
-      <w:proofErr w:type="gramStart"/>
       <w:r>
         <w:rPr>
           <w:rFonts w:ascii="Consolas" w:eastAsia="Times New Roman" w:hAnsi="Consolas" w:cs="Times New Roman"/>
@@ -483,7 +484,6 @@
         </w:rPr>
         <w:t>from</w:t>
       </w:r>
-      <w:proofErr w:type="gramEnd"/>
       <w:r>
         <w:rPr>
           <w:rFonts w:ascii="Consolas" w:eastAsia="Times New Roman" w:hAnsi="Consolas" w:cs="Times New Roman"/>
@@ -561,60 +561,60 @@
           <w:lang w:eastAsia="en-SG"/>
         </w:rPr>
       </w:pPr>
+      <w:r>
+        <w:rPr>
+          <w:rFonts w:ascii="Consolas" w:eastAsia="Times New Roman" w:hAnsi="Consolas" w:cs="Times New Roman"/>
+          <w:color w:val="AF00DB"/>
+          <w:sz w:val="21"/>
+          <w:szCs w:val="21"/>
+          <w:lang w:eastAsia="en-SG"/>
+        </w:rPr>
+        <w:t>import</w:t>
+      </w:r>
+      <w:r>
+        <w:rPr>
+          <w:rFonts w:ascii="Consolas" w:eastAsia="Times New Roman" w:hAnsi="Consolas" w:cs="Times New Roman"/>
+          <w:color w:val="000000"/>
+          <w:sz w:val="21"/>
+          <w:szCs w:val="21"/>
+          <w:lang w:eastAsia="en-SG"/>
+        </w:rPr>
+        <w:t xml:space="preserve"> </w:t>
+      </w:r>
+      <w:proofErr w:type="spellStart"/>
       <w:proofErr w:type="gramStart"/>
       <w:r>
         <w:rPr>
           <w:rFonts w:ascii="Consolas" w:eastAsia="Times New Roman" w:hAnsi="Consolas" w:cs="Times New Roman"/>
-          <w:color w:val="AF00DB"/>
-          <w:sz w:val="21"/>
-          <w:szCs w:val="21"/>
-          <w:lang w:eastAsia="en-SG"/>
-        </w:rPr>
-        <w:t>import</w:t>
-      </w:r>
+          <w:color w:val="267F99"/>
+          <w:sz w:val="21"/>
+          <w:szCs w:val="21"/>
+          <w:lang w:eastAsia="en-SG"/>
+        </w:rPr>
+        <w:t>matplotlib</w:t>
+      </w:r>
+      <w:r>
+        <w:rPr>
+          <w:rFonts w:ascii="Consolas" w:eastAsia="Times New Roman" w:hAnsi="Consolas" w:cs="Times New Roman"/>
+          <w:color w:val="000000"/>
+          <w:sz w:val="21"/>
+          <w:szCs w:val="21"/>
+          <w:lang w:eastAsia="en-SG"/>
+        </w:rPr>
+        <w:t>.</w:t>
+      </w:r>
+      <w:r>
+        <w:rPr>
+          <w:rFonts w:ascii="Consolas" w:eastAsia="Times New Roman" w:hAnsi="Consolas" w:cs="Times New Roman"/>
+          <w:color w:val="267F99"/>
+          <w:sz w:val="21"/>
+          <w:szCs w:val="21"/>
+          <w:lang w:eastAsia="en-SG"/>
+        </w:rPr>
+        <w:t>pyplot</w:t>
+      </w:r>
+      <w:proofErr w:type="spellEnd"/>
       <w:proofErr w:type="gramEnd"/>
-      <w:r>
-        <w:rPr>
-          <w:rFonts w:ascii="Consolas" w:eastAsia="Times New Roman" w:hAnsi="Consolas" w:cs="Times New Roman"/>
-          <w:color w:val="000000"/>
-          <w:sz w:val="21"/>
-          <w:szCs w:val="21"/>
-          <w:lang w:eastAsia="en-SG"/>
-        </w:rPr>
-        <w:t xml:space="preserve"> </w:t>
-      </w:r>
-      <w:proofErr w:type="spellStart"/>
-      <w:r>
-        <w:rPr>
-          <w:rFonts w:ascii="Consolas" w:eastAsia="Times New Roman" w:hAnsi="Consolas" w:cs="Times New Roman"/>
-          <w:color w:val="267F99"/>
-          <w:sz w:val="21"/>
-          <w:szCs w:val="21"/>
-          <w:lang w:eastAsia="en-SG"/>
-        </w:rPr>
-        <w:t>matplotlib</w:t>
-      </w:r>
-      <w:r>
-        <w:rPr>
-          <w:rFonts w:ascii="Consolas" w:eastAsia="Times New Roman" w:hAnsi="Consolas" w:cs="Times New Roman"/>
-          <w:color w:val="000000"/>
-          <w:sz w:val="21"/>
-          <w:szCs w:val="21"/>
-          <w:lang w:eastAsia="en-SG"/>
-        </w:rPr>
-        <w:t>.</w:t>
-      </w:r>
-      <w:r>
-        <w:rPr>
-          <w:rFonts w:ascii="Consolas" w:eastAsia="Times New Roman" w:hAnsi="Consolas" w:cs="Times New Roman"/>
-          <w:color w:val="267F99"/>
-          <w:sz w:val="21"/>
-          <w:szCs w:val="21"/>
-          <w:lang w:eastAsia="en-SG"/>
-        </w:rPr>
-        <w:t>pyplot</w:t>
-      </w:r>
-      <w:proofErr w:type="spellEnd"/>
       <w:r>
         <w:rPr>
           <w:rFonts w:ascii="Consolas" w:eastAsia="Times New Roman" w:hAnsi="Consolas" w:cs="Times New Roman"/>
@@ -674,7 +674,6 @@
           <w:lang w:eastAsia="en-SG"/>
         </w:rPr>
       </w:pPr>
-      <w:proofErr w:type="gramStart"/>
       <w:r>
         <w:rPr>
           <w:rFonts w:ascii="Consolas" w:eastAsia="Times New Roman" w:hAnsi="Consolas" w:cs="Times New Roman"/>
@@ -685,7 +684,6 @@
         </w:rPr>
         <w:t>import</w:t>
       </w:r>
-      <w:proofErr w:type="gramEnd"/>
       <w:r>
         <w:rPr>
           <w:rFonts w:ascii="Consolas" w:eastAsia="Times New Roman" w:hAnsi="Consolas" w:cs="Times New Roman"/>
@@ -738,7 +736,6 @@
         </w:rPr>
         <w:t xml:space="preserve"> </w:t>
       </w:r>
-      <w:proofErr w:type="spellStart"/>
       <w:r>
         <w:rPr>
           <w:rFonts w:ascii="Consolas" w:eastAsia="Times New Roman" w:hAnsi="Consolas" w:cs="Times New Roman"/>
@@ -749,7 +746,6 @@
         </w:rPr>
         <w:t>np</w:t>
       </w:r>
-      <w:proofErr w:type="spellEnd"/>
     </w:p>
     <w:p>
       <w:pPr>
@@ -785,7 +781,6 @@
         </w:rPr>
       </w:pPr>
       <w:proofErr w:type="spellStart"/>
-      <w:proofErr w:type="gramStart"/>
       <w:r>
         <w:rPr>
           <w:rFonts w:ascii="Consolas" w:eastAsia="Times New Roman" w:hAnsi="Consolas" w:cs="Times New Roman"/>
@@ -797,7 +792,6 @@
         <w:t>img</w:t>
       </w:r>
       <w:proofErr w:type="spellEnd"/>
-      <w:proofErr w:type="gramEnd"/>
       <w:r>
         <w:rPr>
           <w:rFonts w:ascii="Consolas" w:eastAsia="Times New Roman" w:hAnsi="Consolas" w:cs="Times New Roman"/>
@@ -942,6 +936,7 @@
         <w:t>convert</w:t>
       </w:r>
       <w:proofErr w:type="spellEnd"/>
+      <w:proofErr w:type="gramEnd"/>
       <w:r>
         <w:rPr>
           <w:rFonts w:ascii="Consolas" w:eastAsia="Times New Roman" w:hAnsi="Consolas" w:cs="Times New Roman"/>
@@ -952,7 +947,6 @@
         </w:rPr>
         <w:t>(</w:t>
       </w:r>
-      <w:proofErr w:type="gramEnd"/>
       <w:r>
         <w:rPr>
           <w:rFonts w:ascii="Consolas" w:eastAsia="Times New Roman" w:hAnsi="Consolas" w:cs="Times New Roman"/>
@@ -1045,6 +1039,7 @@
         <w:t>array</w:t>
       </w:r>
       <w:proofErr w:type="spellEnd"/>
+      <w:proofErr w:type="gramEnd"/>
       <w:r>
         <w:rPr>
           <w:rFonts w:ascii="Consolas" w:eastAsia="Times New Roman" w:hAnsi="Consolas" w:cs="Times New Roman"/>
@@ -1056,7 +1051,6 @@
         <w:t>(</w:t>
       </w:r>
       <w:proofErr w:type="spellStart"/>
-      <w:proofErr w:type="gramEnd"/>
       <w:r>
         <w:rPr>
           <w:rFonts w:ascii="Consolas" w:eastAsia="Times New Roman" w:hAnsi="Consolas" w:cs="Times New Roman"/>
@@ -1199,6 +1193,7 @@
         <w:t>figure</w:t>
       </w:r>
       <w:proofErr w:type="spellEnd"/>
+      <w:proofErr w:type="gramEnd"/>
       <w:r>
         <w:rPr>
           <w:rFonts w:ascii="Consolas" w:eastAsia="Times New Roman" w:hAnsi="Consolas" w:cs="Times New Roman"/>
@@ -1210,28 +1205,29 @@
         <w:t>(</w:t>
       </w:r>
       <w:proofErr w:type="spellStart"/>
+      <w:r>
+        <w:rPr>
+          <w:rFonts w:ascii="Consolas" w:eastAsia="Times New Roman" w:hAnsi="Consolas" w:cs="Times New Roman"/>
+          <w:color w:val="001080"/>
+          <w:sz w:val="21"/>
+          <w:szCs w:val="21"/>
+          <w:lang w:eastAsia="en-SG"/>
+        </w:rPr>
+        <w:t>figsize</w:t>
+      </w:r>
+      <w:proofErr w:type="spellEnd"/>
+      <w:proofErr w:type="gramStart"/>
+      <w:r>
+        <w:rPr>
+          <w:rFonts w:ascii="Consolas" w:eastAsia="Times New Roman" w:hAnsi="Consolas" w:cs="Times New Roman"/>
+          <w:color w:val="000000"/>
+          <w:sz w:val="21"/>
+          <w:szCs w:val="21"/>
+          <w:lang w:eastAsia="en-SG"/>
+        </w:rPr>
+        <w:t>=(</w:t>
+      </w:r>
       <w:proofErr w:type="gramEnd"/>
-      <w:r>
-        <w:rPr>
-          <w:rFonts w:ascii="Consolas" w:eastAsia="Times New Roman" w:hAnsi="Consolas" w:cs="Times New Roman"/>
-          <w:color w:val="001080"/>
-          <w:sz w:val="21"/>
-          <w:szCs w:val="21"/>
-          <w:lang w:eastAsia="en-SG"/>
-        </w:rPr>
-        <w:t>figsize</w:t>
-      </w:r>
-      <w:proofErr w:type="spellEnd"/>
-      <w:r>
-        <w:rPr>
-          <w:rFonts w:ascii="Consolas" w:eastAsia="Times New Roman" w:hAnsi="Consolas" w:cs="Times New Roman"/>
-          <w:color w:val="000000"/>
-          <w:sz w:val="21"/>
-          <w:szCs w:val="21"/>
-          <w:lang w:eastAsia="en-SG"/>
-        </w:rPr>
-        <w:t>=(</w:t>
-      </w:r>
       <w:r>
         <w:rPr>
           <w:rFonts w:ascii="Consolas" w:eastAsia="Times New Roman" w:hAnsi="Consolas" w:cs="Times New Roman"/>
@@ -1322,6 +1318,7 @@
         <w:t>subplot</w:t>
       </w:r>
       <w:proofErr w:type="spellEnd"/>
+      <w:proofErr w:type="gramEnd"/>
       <w:r>
         <w:rPr>
           <w:rFonts w:ascii="Consolas" w:eastAsia="Times New Roman" w:hAnsi="Consolas" w:cs="Times New Roman"/>
@@ -1332,7 +1329,6 @@
         </w:rPr>
         <w:t>(</w:t>
       </w:r>
-      <w:proofErr w:type="gramEnd"/>
       <w:r>
         <w:rPr>
           <w:rFonts w:ascii="Consolas" w:eastAsia="Times New Roman" w:hAnsi="Consolas" w:cs="Times New Roman"/>
@@ -1443,6 +1439,7 @@
         <w:t>imshow</w:t>
       </w:r>
       <w:proofErr w:type="spellEnd"/>
+      <w:proofErr w:type="gramEnd"/>
       <w:r>
         <w:rPr>
           <w:rFonts w:ascii="Consolas" w:eastAsia="Times New Roman" w:hAnsi="Consolas" w:cs="Times New Roman"/>
@@ -1454,7 +1451,6 @@
         <w:t>(</w:t>
       </w:r>
       <w:proofErr w:type="spellStart"/>
-      <w:proofErr w:type="gramEnd"/>
       <w:r>
         <w:rPr>
           <w:rFonts w:ascii="Consolas" w:eastAsia="Times New Roman" w:hAnsi="Consolas" w:cs="Times New Roman"/>
@@ -1590,6 +1586,7 @@
         <w:t>title</w:t>
       </w:r>
       <w:proofErr w:type="spellEnd"/>
+      <w:proofErr w:type="gramEnd"/>
       <w:r>
         <w:rPr>
           <w:rFonts w:ascii="Consolas" w:eastAsia="Times New Roman" w:hAnsi="Consolas" w:cs="Times New Roman"/>
@@ -1600,7 +1597,6 @@
         </w:rPr>
         <w:t>(</w:t>
       </w:r>
-      <w:proofErr w:type="gramEnd"/>
       <w:r>
         <w:rPr>
           <w:rFonts w:ascii="Consolas" w:eastAsia="Times New Roman" w:hAnsi="Consolas" w:cs="Times New Roman"/>
@@ -1609,29 +1605,7 @@
           <w:szCs w:val="21"/>
           <w:lang w:eastAsia="en-SG"/>
         </w:rPr>
-        <w:t xml:space="preserve">"Original </w:t>
-      </w:r>
-      <w:proofErr w:type="spellStart"/>
-      <w:r>
-        <w:rPr>
-          <w:rFonts w:ascii="Consolas" w:eastAsia="Times New Roman" w:hAnsi="Consolas" w:cs="Times New Roman"/>
-          <w:color w:val="A31515"/>
-          <w:sz w:val="21"/>
-          <w:szCs w:val="21"/>
-          <w:lang w:eastAsia="en-SG"/>
-        </w:rPr>
-        <w:t>Grayscale</w:t>
-      </w:r>
-      <w:proofErr w:type="spellEnd"/>
-      <w:r>
-        <w:rPr>
-          <w:rFonts w:ascii="Consolas" w:eastAsia="Times New Roman" w:hAnsi="Consolas" w:cs="Times New Roman"/>
-          <w:color w:val="A31515"/>
-          <w:sz w:val="21"/>
-          <w:szCs w:val="21"/>
-          <w:lang w:eastAsia="en-SG"/>
-        </w:rPr>
-        <w:t xml:space="preserve"> Image"</w:t>
+        <w:t>"Original Grayscale Image"</w:t>
       </w:r>
       <w:r>
         <w:rPr>
@@ -1693,6 +1667,7 @@
         <w:t>subplot</w:t>
       </w:r>
       <w:proofErr w:type="spellEnd"/>
+      <w:proofErr w:type="gramEnd"/>
       <w:r>
         <w:rPr>
           <w:rFonts w:ascii="Consolas" w:eastAsia="Times New Roman" w:hAnsi="Consolas" w:cs="Times New Roman"/>
@@ -1703,7 +1678,6 @@
         </w:rPr>
         <w:t>(</w:t>
       </w:r>
-      <w:proofErr w:type="gramEnd"/>
       <w:r>
         <w:rPr>
           <w:rFonts w:ascii="Consolas" w:eastAsia="Times New Roman" w:hAnsi="Consolas" w:cs="Times New Roman"/>
@@ -1814,6 +1788,7 @@
         <w:t>imshow</w:t>
       </w:r>
       <w:proofErr w:type="spellEnd"/>
+      <w:proofErr w:type="gramEnd"/>
       <w:r>
         <w:rPr>
           <w:rFonts w:ascii="Consolas" w:eastAsia="Times New Roman" w:hAnsi="Consolas" w:cs="Times New Roman"/>
@@ -1825,7 +1800,6 @@
         <w:t>(</w:t>
       </w:r>
       <w:proofErr w:type="spellStart"/>
-      <w:proofErr w:type="gramEnd"/>
       <w:r>
         <w:rPr>
           <w:rFonts w:ascii="Consolas" w:eastAsia="Times New Roman" w:hAnsi="Consolas" w:cs="Times New Roman"/>
@@ -1961,6 +1935,7 @@
         <w:t>title</w:t>
       </w:r>
       <w:proofErr w:type="spellEnd"/>
+      <w:proofErr w:type="gramEnd"/>
       <w:r>
         <w:rPr>
           <w:rFonts w:ascii="Consolas" w:eastAsia="Times New Roman" w:hAnsi="Consolas" w:cs="Times New Roman"/>
@@ -1971,7 +1946,6 @@
         </w:rPr>
         <w:t>(</w:t>
       </w:r>
-      <w:proofErr w:type="gramEnd"/>
       <w:r>
         <w:rPr>
           <w:rFonts w:ascii="Consolas" w:eastAsia="Times New Roman" w:hAnsi="Consolas" w:cs="Times New Roman"/>
@@ -2009,7 +1983,6 @@
           <w:lang w:eastAsia="en-SG"/>
         </w:rPr>
       </w:pPr>
-      <w:proofErr w:type="gramStart"/>
       <w:r>
         <w:rPr>
           <w:rFonts w:ascii="Consolas" w:eastAsia="Times New Roman" w:hAnsi="Consolas" w:cs="Times New Roman"/>
@@ -2031,7 +2004,6 @@
         <w:t>(</w:t>
       </w:r>
       <w:proofErr w:type="spellStart"/>
-      <w:proofErr w:type="gramEnd"/>
       <w:r>
         <w:rPr>
           <w:rFonts w:ascii="Consolas" w:eastAsia="Times New Roman" w:hAnsi="Consolas" w:cs="Times New Roman"/>
@@ -2103,6 +2075,7 @@
         <w:t>show</w:t>
       </w:r>
       <w:proofErr w:type="spellEnd"/>
+      <w:proofErr w:type="gramEnd"/>
       <w:r>
         <w:rPr>
           <w:rFonts w:ascii="Consolas" w:eastAsia="Times New Roman" w:hAnsi="Consolas" w:cs="Times New Roman"/>
@@ -2113,7 +2086,6 @@
         </w:rPr>
         <w:t>()</w:t>
       </w:r>
-      <w:proofErr w:type="gramEnd"/>
     </w:p>
     <w:p>
       <w:pPr>
@@ -2155,6 +2127,7 @@
       <w:r>
         <w:rPr>
           <w:rFonts w:ascii="Times New Roman" w:hAnsi="Times New Roman" w:cs="Times New Roman"/>
+          <w:noProof/>
           <w:sz w:val="24"/>
           <w:szCs w:val="24"/>
         </w:rPr>
@@ -2163,6 +2136,59 @@
             <wp:extent cx="4515480" cy="1609950"/>
             <wp:effectExtent l="0" t="0" r="0" b="9525"/>
             <wp:docPr id="1" name="Picture 1"/>
+            <wp:cNvGraphicFramePr>
+              <a:graphicFrameLocks xmlns:a="http://schemas.openxmlformats.org/drawingml/2006/main" noChangeAspect="1"/>
+            </wp:cNvGraphicFramePr>
+            <a:graphic xmlns:a="http://schemas.openxmlformats.org/drawingml/2006/main">
+              <a:graphicData uri="http://schemas.openxmlformats.org/drawingml/2006/picture">
+                <pic:pic xmlns:pic="http://schemas.openxmlformats.org/drawingml/2006/picture">
+                  <pic:nvPicPr>
+                    <pic:cNvPr id="0" name=""/>
+                    <pic:cNvPicPr/>
+                  </pic:nvPicPr>
+                  <pic:blipFill>
+                    <a:blip r:embed="rId5"/>
+                    <a:stretch>
+                      <a:fillRect/>
+                    </a:stretch>
+                  </pic:blipFill>
+                  <pic:spPr>
+                    <a:xfrm>
+                      <a:off x="0" y="0"/>
+                      <a:ext cx="4515480" cy="1609950"/>
+                    </a:xfrm>
+                    <a:prstGeom prst="rect">
+                      <a:avLst/>
+                    </a:prstGeom>
+                  </pic:spPr>
+                </pic:pic>
+              </a:graphicData>
+            </a:graphic>
+          </wp:inline>
+        </w:drawing>
+      </w:r>
+    </w:p>
+    <w:p>
+      <w:pPr>
+        <w:jc w:val="both"/>
+        <w:rPr>
+          <w:rFonts w:ascii="Times New Roman" w:hAnsi="Times New Roman" w:cs="Times New Roman"/>
+          <w:sz w:val="24"/>
+          <w:szCs w:val="24"/>
+        </w:rPr>
+      </w:pPr>
+      <w:r>
+        <w:rPr>
+          <w:rFonts w:ascii="Times New Roman" w:hAnsi="Times New Roman" w:cs="Times New Roman"/>
+          <w:noProof/>
+          <w:sz w:val="24"/>
+          <w:szCs w:val="24"/>
+        </w:rPr>
+        <w:drawing>
+          <wp:inline distT="0" distB="0" distL="0" distR="0" wp14:anchorId="313BD807" wp14:editId="79261C4B">
+            <wp:extent cx="5274310" cy="2779156"/>
+            <wp:effectExtent l="0" t="0" r="2540" b="2540"/>
+            <wp:docPr id="2" name="Picture 2"/>
             <wp:cNvGraphicFramePr>
               <a:graphicFrameLocks xmlns:a="http://schemas.openxmlformats.org/drawingml/2006/main" noChangeAspect="1"/>
             </wp:cNvGraphicFramePr>
@@ -2182,58 +2208,6 @@
                   <pic:spPr>
                     <a:xfrm>
                       <a:off x="0" y="0"/>
-                      <a:ext cx="4515480" cy="1609950"/>
-                    </a:xfrm>
-                    <a:prstGeom prst="rect">
-                      <a:avLst/>
-                    </a:prstGeom>
-                  </pic:spPr>
-                </pic:pic>
-              </a:graphicData>
-            </a:graphic>
-          </wp:inline>
-        </w:drawing>
-      </w:r>
-    </w:p>
-    <w:p>
-      <w:pPr>
-        <w:jc w:val="both"/>
-        <w:rPr>
-          <w:rFonts w:ascii="Times New Roman" w:hAnsi="Times New Roman" w:cs="Times New Roman"/>
-          <w:sz w:val="24"/>
-          <w:szCs w:val="24"/>
-        </w:rPr>
-      </w:pPr>
-      <w:r>
-        <w:rPr>
-          <w:rFonts w:ascii="Times New Roman" w:hAnsi="Times New Roman" w:cs="Times New Roman"/>
-          <w:sz w:val="24"/>
-          <w:szCs w:val="24"/>
-        </w:rPr>
-        <w:drawing>
-          <wp:inline distT="0" distB="0" distL="0" distR="0" wp14:anchorId="313BD807" wp14:editId="79261C4B">
-            <wp:extent cx="5274310" cy="2779156"/>
-            <wp:effectExtent l="0" t="0" r="2540" b="2540"/>
-            <wp:docPr id="2" name="Picture 2"/>
-            <wp:cNvGraphicFramePr>
-              <a:graphicFrameLocks xmlns:a="http://schemas.openxmlformats.org/drawingml/2006/main" noChangeAspect="1"/>
-            </wp:cNvGraphicFramePr>
-            <a:graphic xmlns:a="http://schemas.openxmlformats.org/drawingml/2006/main">
-              <a:graphicData uri="http://schemas.openxmlformats.org/drawingml/2006/picture">
-                <pic:pic xmlns:pic="http://schemas.openxmlformats.org/drawingml/2006/picture">
-                  <pic:nvPicPr>
-                    <pic:cNvPr id="0" name=""/>
-                    <pic:cNvPicPr/>
-                  </pic:nvPicPr>
-                  <pic:blipFill>
-                    <a:blip r:embed="rId7"/>
-                    <a:stretch>
-                      <a:fillRect/>
-                    </a:stretch>
-                  </pic:blipFill>
-                  <pic:spPr>
-                    <a:xfrm>
-                      <a:off x="0" y="0"/>
                       <a:ext cx="5274310" cy="2779156"/>
                     </a:xfrm>
                     <a:prstGeom prst="rect">
@@ -2253,18 +2227,22 @@
         <w:rPr>
           <w:rFonts w:ascii="Times New Roman" w:hAnsi="Times New Roman" w:cs="Times New Roman"/>
           <w:b/>
-          <w:sz w:val="24"/>
-          <w:szCs w:val="24"/>
+          <w:bCs/>
+          <w:sz w:val="24"/>
+          <w:szCs w:val="24"/>
+          <w:lang w:val="en-US"/>
         </w:rPr>
       </w:pPr>
       <w:r>
         <w:rPr>
           <w:rFonts w:ascii="Times New Roman" w:hAnsi="Times New Roman" w:cs="Times New Roman"/>
           <w:b/>
-          <w:sz w:val="24"/>
-          <w:szCs w:val="24"/>
-        </w:rPr>
-        <w:t>Result and Discussion:</w:t>
+          <w:bCs/>
+          <w:sz w:val="24"/>
+          <w:szCs w:val="24"/>
+          <w:lang w:val="en-US"/>
+        </w:rPr>
+        <w:t>Result &amp; Discussion:</w:t>
       </w:r>
     </w:p>
     <w:p>
@@ -2272,43 +2250,21 @@
         <w:jc w:val="both"/>
         <w:rPr>
           <w:rFonts w:ascii="Times New Roman" w:hAnsi="Times New Roman" w:cs="Times New Roman"/>
-          <w:sz w:val="24"/>
-          <w:szCs w:val="24"/>
-        </w:rPr>
-      </w:pPr>
-      <w:r>
-        <w:rPr>
-          <w:rFonts w:ascii="Times New Roman" w:hAnsi="Times New Roman" w:cs="Times New Roman"/>
-          <w:sz w:val="24"/>
-          <w:szCs w:val="24"/>
-        </w:rPr>
-        <w:t xml:space="preserve">In this experiment, a </w:t>
-      </w:r>
-      <w:proofErr w:type="spellStart"/>
-      <w:r>
-        <w:rPr>
-          <w:rFonts w:ascii="Times New Roman" w:hAnsi="Times New Roman" w:cs="Times New Roman"/>
-          <w:sz w:val="24"/>
-          <w:szCs w:val="24"/>
-        </w:rPr>
-        <w:t>grayscale</w:t>
-      </w:r>
-      <w:proofErr w:type="spellEnd"/>
-      <w:r>
-        <w:rPr>
-          <w:rFonts w:ascii="Times New Roman" w:hAnsi="Times New Roman" w:cs="Times New Roman"/>
-          <w:sz w:val="24"/>
-          <w:szCs w:val="24"/>
-        </w:rPr>
-        <w:t xml:space="preserve"> image was transformed into its negative form using Python. The negative transformation inverted the intensity values of each pixel successfully. This enhancement technique helps highlight hidden details in images and improves visual interpretation in various applications such as medical d</w:t>
-      </w:r>
-      <w:r>
-        <w:rPr>
-          <w:rFonts w:ascii="Times New Roman" w:hAnsi="Times New Roman" w:cs="Times New Roman"/>
-          <w:sz w:val="24"/>
-          <w:szCs w:val="24"/>
-        </w:rPr>
-        <w:t>iagnosis and satellite imaging.</w:t>
+          <w:bCs/>
+          <w:sz w:val="24"/>
+          <w:szCs w:val="24"/>
+          <w:lang w:val="en-US"/>
+        </w:rPr>
+      </w:pPr>
+      <w:r>
+        <w:rPr>
+          <w:rFonts w:ascii="Times New Roman" w:hAnsi="Times New Roman" w:cs="Times New Roman"/>
+          <w:bCs/>
+          <w:sz w:val="24"/>
+          <w:szCs w:val="24"/>
+          <w:lang w:val="en-US"/>
+        </w:rPr>
+        <w:t>The negative transformation successfully inverted the intensity values of the image. Bright areas became dark, while dark areas became bright. The transformed image highlighted hidden details in darker regions.</w:t>
       </w:r>
     </w:p>
     <w:p>
@@ -2316,20 +2272,103 @@
         <w:jc w:val="both"/>
         <w:rPr>
           <w:rFonts w:ascii="Times New Roman" w:hAnsi="Times New Roman" w:cs="Times New Roman"/>
-          <w:sz w:val="24"/>
-          <w:szCs w:val="24"/>
-        </w:rPr>
-      </w:pPr>
-      <w:r>
-        <w:rPr>
-          <w:rFonts w:ascii="Times New Roman" w:hAnsi="Times New Roman" w:cs="Times New Roman"/>
-          <w:sz w:val="24"/>
-          <w:szCs w:val="24"/>
-        </w:rPr>
-        <w:t>The experiment provided practical knowledge about image enhancement and pixel intensity transformation in digital image processing.</w:t>
-      </w:r>
-      <w:bookmarkStart w:id="0" w:name="_GoBack"/>
-      <w:bookmarkEnd w:id="0"/>
+          <w:b/>
+          <w:bCs/>
+          <w:sz w:val="24"/>
+          <w:szCs w:val="24"/>
+          <w:lang w:val="en-US"/>
+        </w:rPr>
+      </w:pPr>
+      <w:r>
+        <w:rPr>
+          <w:rFonts w:ascii="Times New Roman" w:hAnsi="Times New Roman" w:cs="Times New Roman"/>
+          <w:b/>
+          <w:bCs/>
+          <w:sz w:val="24"/>
+          <w:szCs w:val="24"/>
+          <w:lang w:val="en-US"/>
+        </w:rPr>
+        <w:t>Analysis:</w:t>
+      </w:r>
+    </w:p>
+    <w:p>
+      <w:pPr>
+        <w:jc w:val="both"/>
+        <w:rPr>
+          <w:rFonts w:ascii="Times New Roman" w:hAnsi="Times New Roman" w:cs="Times New Roman"/>
+          <w:bCs/>
+          <w:sz w:val="24"/>
+          <w:szCs w:val="24"/>
+          <w:lang w:val="en-US"/>
+        </w:rPr>
+      </w:pPr>
+      <w:r>
+        <w:rPr>
+          <w:rFonts w:ascii="Times New Roman" w:hAnsi="Times New Roman" w:cs="Times New Roman"/>
+          <w:bCs/>
+          <w:sz w:val="24"/>
+          <w:szCs w:val="24"/>
+          <w:lang w:val="en-US"/>
+        </w:rPr>
+        <w:t>Negative transformation works by subtracting each pixel value from the maximum intensity level. It is a simple point processing technique where each output pixel depends only on its original pixel value.</w:t>
+      </w:r>
+    </w:p>
+    <w:p>
+      <w:pPr>
+        <w:jc w:val="both"/>
+        <w:rPr>
+          <w:rFonts w:ascii="Times New Roman" w:hAnsi="Times New Roman" w:cs="Times New Roman"/>
+          <w:b/>
+          <w:bCs/>
+          <w:sz w:val="24"/>
+          <w:szCs w:val="24"/>
+          <w:lang w:val="en-US"/>
+        </w:rPr>
+      </w:pPr>
+      <w:r>
+        <w:rPr>
+          <w:rFonts w:ascii="Times New Roman" w:hAnsi="Times New Roman" w:cs="Times New Roman"/>
+          <w:b/>
+          <w:bCs/>
+          <w:sz w:val="24"/>
+          <w:szCs w:val="24"/>
+          <w:lang w:val="en-US"/>
+        </w:rPr>
+        <w:t>Opinion:</w:t>
+      </w:r>
+    </w:p>
+    <w:p>
+      <w:pPr>
+        <w:jc w:val="both"/>
+        <w:rPr>
+          <w:rFonts w:ascii="Times New Roman" w:hAnsi="Times New Roman" w:cs="Times New Roman"/>
+          <w:bCs/>
+          <w:sz w:val="24"/>
+          <w:szCs w:val="24"/>
+          <w:lang w:val="en-US"/>
+        </w:rPr>
+      </w:pPr>
+      <w:r>
+        <w:rPr>
+          <w:rFonts w:ascii="Times New Roman" w:hAnsi="Times New Roman" w:cs="Times New Roman"/>
+          <w:bCs/>
+          <w:sz w:val="24"/>
+          <w:szCs w:val="24"/>
+          <w:lang w:val="en-US"/>
+        </w:rPr>
+        <w:t>Through this experiment, I learned how image negatives are generated by intensity inversion. I understood that negative transformation is useful for enhancing details in dark regions and has applications in medical imaging and photography.</w:t>
+      </w:r>
+    </w:p>
+    <w:p>
+      <w:pPr>
+        <w:jc w:val="both"/>
+        <w:rPr>
+          <w:rFonts w:ascii="Times New Roman" w:hAnsi="Times New Roman" w:cs="Times New Roman"/>
+          <w:bCs/>
+          <w:sz w:val="24"/>
+          <w:szCs w:val="24"/>
+        </w:rPr>
+      </w:pPr>
     </w:p>
     <w:sectPr>
       <w:pgSz w:w="11906" w:h="16838" w:code="9"/>
@@ -2342,8 +2381,8 @@
 </file>
 
 <file path=word/numbering.xml><?xml version="1.0" encoding="utf-8"?>
-<w:numbering xmlns:wpc="http://schemas.microsoft.com/office/word/2010/wordprocessingCanvas" xmlns:mc="http://schemas.openxmlformats.org/markup-compatibility/2006" xmlns:o="urn:schemas-microsoft-com:office:office" xmlns:r="http://schemas.openxmlformats.org/officeDocument/2006/relationships" xmlns:m="http://schemas.openxmlformats.org/officeDocument/2006/math" xmlns:v="urn:schemas-microsoft-com:vml" xmlns:wp14="http://schemas.microsoft.com/office/word/2010/wordprocessingDrawing" xmlns:wp="http://schemas.openxmlformats.org/drawingml/2006/wordprocessingDrawing" xmlns:w10="urn:schemas-microsoft-com:office:word" xmlns:w="http://schemas.openxmlformats.org/wordprocessingml/2006/main" xmlns:w14="http://schemas.microsoft.com/office/word/2010/wordml" xmlns:wpg="http://schemas.microsoft.com/office/word/2010/wordprocessingGroup" xmlns:wpi="http://schemas.microsoft.com/office/word/2010/wordprocessingInk" xmlns:wne="http://schemas.microsoft.com/office/word/2006/wordml" xmlns:wps="http://schemas.microsoft.com/office/word/2010/wordprocessingShape" mc:Ignorable="w14 wp14">
-  <w:abstractNum w:abstractNumId="0">
+<w:numbering xmlns:wpc="http://schemas.microsoft.com/office/word/2010/wordprocessingCanvas" xmlns:cx="http://schemas.microsoft.com/office/drawing/2014/chartex" xmlns:cx1="http://schemas.microsoft.com/office/drawing/2015/9/8/chartex" xmlns:cx2="http://schemas.microsoft.com/office/drawing/2015/10/21/chartex" xmlns:cx3="http://schemas.microsoft.com/office/drawing/2016/5/9/chartex" xmlns:cx4="http://schemas.microsoft.com/office/drawing/2016/5/10/chartex" xmlns:cx5="http://schemas.microsoft.com/office/drawing/2016/5/11/chartex" xmlns:cx6="http://schemas.microsoft.com/office/drawing/2016/5/12/chartex" xmlns:cx7="http://schemas.microsoft.com/office/drawing/2016/5/13/chartex" xmlns:cx8="http://schemas.microsoft.com/office/drawing/2016/5/14/chartex" xmlns:mc="http://schemas.openxmlformats.org/markup-compatibility/2006" xmlns:aink="http://schemas.microsoft.com/office/drawing/2016/ink" xmlns:am3d="http://schemas.microsoft.com/office/drawing/2017/model3d" xmlns:o="urn:schemas-microsoft-com:office:office" xmlns:oel="http://schemas.microsoft.com/office/2019/extlst" xmlns:r="http://schemas.openxmlformats.org/officeDocument/2006/relationships" xmlns:m="http://schemas.openxmlformats.org/officeDocument/2006/math" xmlns:v="urn:schemas-microsoft-com:vml" xmlns:wp14="http://schemas.microsoft.com/office/word/2010/wordprocessingDrawing" xmlns:wp="http://schemas.openxmlformats.org/drawingml/2006/wordprocessingDrawing" xmlns:w10="urn:schemas-microsoft-com:office:word" xmlns:w="http://schemas.openxmlformats.org/wordprocessingml/2006/main" xmlns:w14="http://schemas.microsoft.com/office/word/2010/wordml" xmlns:w15="http://schemas.microsoft.com/office/word/2012/wordml" xmlns:w16cex="http://schemas.microsoft.com/office/word/2018/wordml/cex" xmlns:w16cid="http://schemas.microsoft.com/office/word/2016/wordml/cid" xmlns:w16="http://schemas.microsoft.com/office/word/2018/wordml" xmlns:w16du="http://schemas.microsoft.com/office/word/2023/wordml/word16du" xmlns:w16sdtdh="http://schemas.microsoft.com/office/word/2020/wordml/sdtdatahash" xmlns:w16sdtfl="http://schemas.microsoft.com/office/word/2024/wordml/sdtformatlock" xmlns:w16se="http://schemas.microsoft.com/office/word/2015/wordml/symex" xmlns:wpg="http://schemas.microsoft.com/office/word/2010/wordprocessingGroup" xmlns:wpi="http://schemas.microsoft.com/office/word/2010/wordprocessingInk" xmlns:wne="http://schemas.microsoft.com/office/word/2006/wordml" xmlns:wps="http://schemas.microsoft.com/office/word/2010/wordprocessingShape" mc:Ignorable="w14 w15 w16se w16cid w16 w16cex w16sdtdh w16sdtfl w16du wp14">
+  <w:abstractNum w:abstractNumId="0" w15:restartNumberingAfterBreak="0">
     <w:nsid w:val="014D204B"/>
     <w:multiLevelType w:val="hybridMultilevel"/>
     <w:tmpl w:val="0E0642A0"/>
@@ -2456,14 +2495,14 @@
       </w:rPr>
     </w:lvl>
   </w:abstractNum>
-  <w:num w:numId="1">
+  <w:num w:numId="1" w16cid:durableId="336079433">
     <w:abstractNumId w:val="0"/>
   </w:num>
 </w:numbering>
 </file>
 
 <file path=word/styles.xml><?xml version="1.0" encoding="utf-8"?>
-<w:styles xmlns:mc="http://schemas.openxmlformats.org/markup-compatibility/2006" xmlns:r="http://schemas.openxmlformats.org/officeDocument/2006/relationships" xmlns:w="http://schemas.openxmlformats.org/wordprocessingml/2006/main" xmlns:w14="http://schemas.microsoft.com/office/word/2010/wordml" mc:Ignorable="w14">
+<w:styles xmlns:mc="http://schemas.openxmlformats.org/markup-compatibility/2006" xmlns:r="http://schemas.openxmlformats.org/officeDocument/2006/relationships" xmlns:w="http://schemas.openxmlformats.org/wordprocessingml/2006/main" xmlns:w14="http://schemas.microsoft.com/office/word/2010/wordml" xmlns:w15="http://schemas.microsoft.com/office/word/2012/wordml" xmlns:w16cex="http://schemas.microsoft.com/office/word/2018/wordml/cex" xmlns:w16cid="http://schemas.microsoft.com/office/word/2016/wordml/cid" xmlns:w16="http://schemas.microsoft.com/office/word/2018/wordml" xmlns:w16du="http://schemas.microsoft.com/office/word/2023/wordml/word16du" xmlns:w16sdtdh="http://schemas.microsoft.com/office/word/2020/wordml/sdtdatahash" xmlns:w16sdtfl="http://schemas.microsoft.com/office/word/2024/wordml/sdtformatlock" xmlns:w16se="http://schemas.microsoft.com/office/word/2015/wordml/symex" mc:Ignorable="w14 w15 w16se w16cid w16 w16cex w16sdtdh w16sdtfl w16du">
   <w:docDefaults>
     <w:rPrDefault>
       <w:rPr>
@@ -2479,144 +2518,383 @@
       </w:pPr>
     </w:pPrDefault>
   </w:docDefaults>
-  <w:latentStyles w:defLockedState="0" w:defUIPriority="99" w:defSemiHidden="1" w:defUnhideWhenUsed="1" w:defQFormat="0" w:count="267">
-    <w:lsdException w:name="Normal" w:semiHidden="0" w:uiPriority="0" w:unhideWhenUsed="0" w:qFormat="1"/>
-    <w:lsdException w:name="heading 1" w:semiHidden="0" w:uiPriority="9" w:unhideWhenUsed="0" w:qFormat="1"/>
-    <w:lsdException w:name="heading 2" w:uiPriority="9" w:qFormat="1"/>
-    <w:lsdException w:name="heading 3" w:uiPriority="9" w:qFormat="1"/>
-    <w:lsdException w:name="heading 4" w:uiPriority="9" w:qFormat="1"/>
-    <w:lsdException w:name="heading 5" w:uiPriority="9" w:qFormat="1"/>
-    <w:lsdException w:name="heading 6" w:uiPriority="9" w:qFormat="1"/>
-    <w:lsdException w:name="heading 7" w:uiPriority="9" w:qFormat="1"/>
-    <w:lsdException w:name="heading 8" w:uiPriority="9" w:qFormat="1"/>
-    <w:lsdException w:name="heading 9" w:uiPriority="9" w:qFormat="1"/>
-    <w:lsdException w:name="toc 1" w:uiPriority="39"/>
-    <w:lsdException w:name="toc 2" w:uiPriority="39"/>
-    <w:lsdException w:name="toc 3" w:uiPriority="39"/>
-    <w:lsdException w:name="toc 4" w:uiPriority="39"/>
-    <w:lsdException w:name="toc 5" w:uiPriority="39"/>
-    <w:lsdException w:name="toc 6" w:uiPriority="39"/>
-    <w:lsdException w:name="toc 7" w:uiPriority="39"/>
-    <w:lsdException w:name="toc 8" w:uiPriority="39"/>
-    <w:lsdException w:name="toc 9" w:uiPriority="39"/>
-    <w:lsdException w:name="caption" w:uiPriority="35" w:qFormat="1"/>
-    <w:lsdException w:name="Title" w:semiHidden="0" w:uiPriority="10" w:unhideWhenUsed="0" w:qFormat="1"/>
-    <w:lsdException w:name="Default Paragraph Font" w:uiPriority="1"/>
-    <w:lsdException w:name="Subtitle" w:semiHidden="0" w:uiPriority="11" w:unhideWhenUsed="0" w:qFormat="1"/>
-    <w:lsdException w:name="Strong" w:semiHidden="0" w:uiPriority="22" w:unhideWhenUsed="0" w:qFormat="1"/>
-    <w:lsdException w:name="Emphasis" w:semiHidden="0" w:uiPriority="20" w:unhideWhenUsed="0" w:qFormat="1"/>
-    <w:lsdException w:name="Table Grid" w:semiHidden="0" w:uiPriority="59" w:unhideWhenUsed="0"/>
-    <w:lsdException w:name="Placeholder Text" w:unhideWhenUsed="0"/>
-    <w:lsdException w:name="No Spacing" w:semiHidden="0" w:uiPriority="1" w:unhideWhenUsed="0" w:qFormat="1"/>
-    <w:lsdException w:name="Light Shading" w:semiHidden="0" w:uiPriority="60" w:unhideWhenUsed="0"/>
-    <w:lsdException w:name="Light List" w:semiHidden="0" w:uiPriority="61" w:unhideWhenUsed="0"/>
-    <w:lsdException w:name="Light Grid" w:semiHidden="0" w:uiPriority="62" w:unhideWhenUsed="0"/>
-    <w:lsdException w:name="Medium Shading 1" w:semiHidden="0" w:uiPriority="63" w:unhideWhenUsed="0"/>
-    <w:lsdException w:name="Medium Shading 2" w:semiHidden="0" w:uiPriority="64" w:unhideWhenUsed="0"/>
-    <w:lsdException w:name="Medium List 1" w:semiHidden="0" w:uiPriority="65" w:unhideWhenUsed="0"/>
-    <w:lsdException w:name="Medium List 2" w:semiHidden="0" w:uiPriority="66" w:unhideWhenUsed="0"/>
-    <w:lsdException w:name="Medium Grid 1" w:semiHidden="0" w:uiPriority="67" w:unhideWhenUsed="0"/>
-    <w:lsdException w:name="Medium Grid 2" w:semiHidden="0" w:uiPriority="68" w:unhideWhenUsed="0"/>
-    <w:lsdException w:name="Medium Grid 3" w:semiHidden="0" w:uiPriority="69" w:unhideWhenUsed="0"/>
-    <w:lsdException w:name="Dark List" w:semiHidden="0" w:uiPriority="70" w:unhideWhenUsed="0"/>
-    <w:lsdException w:name="Colorful Shading" w:semiHidden="0" w:uiPriority="71" w:unhideWhenUsed="0"/>
-    <w:lsdException w:name="Colorful List" w:semiHidden="0" w:uiPriority="72" w:unhideWhenUsed="0"/>
-    <w:lsdException w:name="Colorful Grid" w:semiHidden="0" w:uiPriority="73" w:unhideWhenUsed="0"/>
-    <w:lsdException w:name="Light Shading Accent 1" w:semiHidden="0" w:uiPriority="60" w:unhideWhenUsed="0"/>
-    <w:lsdException w:name="Light List Accent 1" w:semiHidden="0" w:uiPriority="61" w:unhideWhenUsed="0"/>
-    <w:lsdException w:name="Light Grid Accent 1" w:semiHidden="0" w:uiPriority="62" w:unhideWhenUsed="0"/>
-    <w:lsdException w:name="Medium Shading 1 Accent 1" w:semiHidden="0" w:uiPriority="63" w:unhideWhenUsed="0"/>
-    <w:lsdException w:name="Medium Shading 2 Accent 1" w:semiHidden="0" w:uiPriority="64" w:unhideWhenUsed="0"/>
-    <w:lsdException w:name="Medium List 1 Accent 1" w:semiHidden="0" w:uiPriority="65" w:unhideWhenUsed="0"/>
-    <w:lsdException w:name="Revision" w:unhideWhenUsed="0"/>
-    <w:lsdException w:name="List Paragraph" w:semiHidden="0" w:uiPriority="34" w:unhideWhenUsed="0" w:qFormat="1"/>
-    <w:lsdException w:name="Quote" w:semiHidden="0" w:uiPriority="29" w:unhideWhenUsed="0" w:qFormat="1"/>
-    <w:lsdException w:name="Intense Quote" w:semiHidden="0" w:uiPriority="30" w:unhideWhenUsed="0" w:qFormat="1"/>
-    <w:lsdException w:name="Medium List 2 Accent 1" w:semiHidden="0" w:uiPriority="66" w:unhideWhenUsed="0"/>
-    <w:lsdException w:name="Medium Grid 1 Accent 1" w:semiHidden="0" w:uiPriority="67" w:unhideWhenUsed="0"/>
-    <w:lsdException w:name="Medium Grid 2 Accent 1" w:semiHidden="0" w:uiPriority="68" w:unhideWhenUsed="0"/>
-    <w:lsdException w:name="Medium Grid 3 Accent 1" w:semiHidden="0" w:uiPriority="69" w:unhideWhenUsed="0"/>
-    <w:lsdException w:name="Dark List Accent 1" w:semiHidden="0" w:uiPriority="70" w:unhideWhenUsed="0"/>
-    <w:lsdException w:name="Colorful Shading Accent 1" w:semiHidden="0" w:uiPriority="71" w:unhideWhenUsed="0"/>
-    <w:lsdException w:name="Colorful List Accent 1" w:semiHidden="0" w:uiPriority="72" w:unhideWhenUsed="0"/>
-    <w:lsdException w:name="Colorful Grid Accent 1" w:semiHidden="0" w:uiPriority="73" w:unhideWhenUsed="0"/>
-    <w:lsdException w:name="Light Shading Accent 2" w:semiHidden="0" w:uiPriority="60" w:unhideWhenUsed="0"/>
-    <w:lsdException w:name="Light List Accent 2" w:semiHidden="0" w:uiPriority="61" w:unhideWhenUsed="0"/>
-    <w:lsdException w:name="Light Grid Accent 2" w:semiHidden="0" w:uiPriority="62" w:unhideWhenUsed="0"/>
-    <w:lsdException w:name="Medium Shading 1 Accent 2" w:semiHidden="0" w:uiPriority="63" w:unhideWhenUsed="0"/>
-    <w:lsdException w:name="Medium Shading 2 Accent 2" w:semiHidden="0" w:uiPriority="64" w:unhideWhenUsed="0"/>
-    <w:lsdException w:name="Medium List 1 Accent 2" w:semiHidden="0" w:uiPriority="65" w:unhideWhenUsed="0"/>
-    <w:lsdException w:name="Medium List 2 Accent 2" w:semiHidden="0" w:uiPriority="66" w:unhideWhenUsed="0"/>
-    <w:lsdException w:name="Medium Grid 1 Accent 2" w:semiHidden="0" w:uiPriority="67" w:unhideWhenUsed="0"/>
-    <w:lsdException w:name="Medium Grid 2 Accent 2" w:semiHidden="0" w:uiPriority="68" w:unhideWhenUsed="0"/>
-    <w:lsdException w:name="Medium Grid 3 Accent 2" w:semiHidden="0" w:uiPriority="69" w:unhideWhenUsed="0"/>
-    <w:lsdException w:name="Dark List Accent 2" w:semiHidden="0" w:uiPriority="70" w:unhideWhenUsed="0"/>
-    <w:lsdException w:name="Colorful Shading Accent 2" w:semiHidden="0" w:uiPriority="71" w:unhideWhenUsed="0"/>
-    <w:lsdException w:name="Colorful List Accent 2" w:semiHidden="0" w:uiPriority="72" w:unhideWhenUsed="0"/>
-    <w:lsdException w:name="Colorful Grid Accent 2" w:semiHidden="0" w:uiPriority="73" w:unhideWhenUsed="0"/>
-    <w:lsdException w:name="Light Shading Accent 3" w:semiHidden="0" w:uiPriority="60" w:unhideWhenUsed="0"/>
-    <w:lsdException w:name="Light List Accent 3" w:semiHidden="0" w:uiPriority="61" w:unhideWhenUsed="0"/>
-    <w:lsdException w:name="Light Grid Accent 3" w:semiHidden="0" w:uiPriority="62" w:unhideWhenUsed="0"/>
-    <w:lsdException w:name="Medium Shading 1 Accent 3" w:semiHidden="0" w:uiPriority="63" w:unhideWhenUsed="0"/>
-    <w:lsdException w:name="Medium Shading 2 Accent 3" w:semiHidden="0" w:uiPriority="64" w:unhideWhenUsed="0"/>
-    <w:lsdException w:name="Medium List 1 Accent 3" w:semiHidden="0" w:uiPriority="65" w:unhideWhenUsed="0"/>
-    <w:lsdException w:name="Medium List 2 Accent 3" w:semiHidden="0" w:uiPriority="66" w:unhideWhenUsed="0"/>
-    <w:lsdException w:name="Medium Grid 1 Accent 3" w:semiHidden="0" w:uiPriority="67" w:unhideWhenUsed="0"/>
-    <w:lsdException w:name="Medium Grid 2 Accent 3" w:semiHidden="0" w:uiPriority="68" w:unhideWhenUsed="0"/>
-    <w:lsdException w:name="Medium Grid 3 Accent 3" w:semiHidden="0" w:uiPriority="69" w:unhideWhenUsed="0"/>
-    <w:lsdException w:name="Dark List Accent 3" w:semiHidden="0" w:uiPriority="70" w:unhideWhenUsed="0"/>
-    <w:lsdException w:name="Colorful Shading Accent 3" w:semiHidden="0" w:uiPriority="71" w:unhideWhenUsed="0"/>
-    <w:lsdException w:name="Colorful List Accent 3" w:semiHidden="0" w:uiPriority="72" w:unhideWhenUsed="0"/>
-    <w:lsdException w:name="Colorful Grid Accent 3" w:semiHidden="0" w:uiPriority="73" w:unhideWhenUsed="0"/>
-    <w:lsdException w:name="Light Shading Accent 4" w:semiHidden="0" w:uiPriority="60" w:unhideWhenUsed="0"/>
-    <w:lsdException w:name="Light List Accent 4" w:semiHidden="0" w:uiPriority="61" w:unhideWhenUsed="0"/>
-    <w:lsdException w:name="Light Grid Accent 4" w:semiHidden="0" w:uiPriority="62" w:unhideWhenUsed="0"/>
-    <w:lsdException w:name="Medium Shading 1 Accent 4" w:semiHidden="0" w:uiPriority="63" w:unhideWhenUsed="0"/>
-    <w:lsdException w:name="Medium Shading 2 Accent 4" w:semiHidden="0" w:uiPriority="64" w:unhideWhenUsed="0"/>
-    <w:lsdException w:name="Medium List 1 Accent 4" w:semiHidden="0" w:uiPriority="65" w:unhideWhenUsed="0"/>
-    <w:lsdException w:name="Medium List 2 Accent 4" w:semiHidden="0" w:uiPriority="66" w:unhideWhenUsed="0"/>
-    <w:lsdException w:name="Medium Grid 1 Accent 4" w:semiHidden="0" w:uiPriority="67" w:unhideWhenUsed="0"/>
-    <w:lsdException w:name="Medium Grid 2 Accent 4" w:semiHidden="0" w:uiPriority="68" w:unhideWhenUsed="0"/>
-    <w:lsdException w:name="Medium Grid 3 Accent 4" w:semiHidden="0" w:uiPriority="69" w:unhideWhenUsed="0"/>
-    <w:lsdException w:name="Dark List Accent 4" w:semiHidden="0" w:uiPriority="70" w:unhideWhenUsed="0"/>
-    <w:lsdException w:name="Colorful Shading Accent 4" w:semiHidden="0" w:uiPriority="71" w:unhideWhenUsed="0"/>
-    <w:lsdException w:name="Colorful List Accent 4" w:semiHidden="0" w:uiPriority="72" w:unhideWhenUsed="0"/>
-    <w:lsdException w:name="Colorful Grid Accent 4" w:semiHidden="0" w:uiPriority="73" w:unhideWhenUsed="0"/>
-    <w:lsdException w:name="Light Shading Accent 5" w:semiHidden="0" w:uiPriority="60" w:unhideWhenUsed="0"/>
-    <w:lsdException w:name="Light List Accent 5" w:semiHidden="0" w:uiPriority="61" w:unhideWhenUsed="0"/>
-    <w:lsdException w:name="Light Grid Accent 5" w:semiHidden="0" w:uiPriority="62" w:unhideWhenUsed="0"/>
-    <w:lsdException w:name="Medium Shading 1 Accent 5" w:semiHidden="0" w:uiPriority="63" w:unhideWhenUsed="0"/>
-    <w:lsdException w:name="Medium Shading 2 Accent 5" w:semiHidden="0" w:uiPriority="64" w:unhideWhenUsed="0"/>
-    <w:lsdException w:name="Medium List 1 Accent 5" w:semiHidden="0" w:uiPriority="65" w:unhideWhenUsed="0"/>
-    <w:lsdException w:name="Medium List 2 Accent 5" w:semiHidden="0" w:uiPriority="66" w:unhideWhenUsed="0"/>
-    <w:lsdException w:name="Medium Grid 1 Accent 5" w:semiHidden="0" w:uiPriority="67" w:unhideWhenUsed="0"/>
-    <w:lsdException w:name="Medium Grid 2 Accent 5" w:semiHidden="0" w:uiPriority="68" w:unhideWhenUsed="0"/>
-    <w:lsdException w:name="Medium Grid 3 Accent 5" w:semiHidden="0" w:uiPriority="69" w:unhideWhenUsed="0"/>
-    <w:lsdException w:name="Dark List Accent 5" w:semiHidden="0" w:uiPriority="70" w:unhideWhenUsed="0"/>
-    <w:lsdException w:name="Colorful Shading Accent 5" w:semiHidden="0" w:uiPriority="71" w:unhideWhenUsed="0"/>
-    <w:lsdException w:name="Colorful List Accent 5" w:semiHidden="0" w:uiPriority="72" w:unhideWhenUsed="0"/>
-    <w:lsdException w:name="Colorful Grid Accent 5" w:semiHidden="0" w:uiPriority="73" w:unhideWhenUsed="0"/>
-    <w:lsdException w:name="Light Shading Accent 6" w:semiHidden="0" w:uiPriority="60" w:unhideWhenUsed="0"/>
-    <w:lsdException w:name="Light List Accent 6" w:semiHidden="0" w:uiPriority="61" w:unhideWhenUsed="0"/>
-    <w:lsdException w:name="Light Grid Accent 6" w:semiHidden="0" w:uiPriority="62" w:unhideWhenUsed="0"/>
-    <w:lsdException w:name="Medium Shading 1 Accent 6" w:semiHidden="0" w:uiPriority="63" w:unhideWhenUsed="0"/>
-    <w:lsdException w:name="Medium Shading 2 Accent 6" w:semiHidden="0" w:uiPriority="64" w:unhideWhenUsed="0"/>
-    <w:lsdException w:name="Medium List 1 Accent 6" w:semiHidden="0" w:uiPriority="65" w:unhideWhenUsed="0"/>
-    <w:lsdException w:name="Medium List 2 Accent 6" w:semiHidden="0" w:uiPriority="66" w:unhideWhenUsed="0"/>
-    <w:lsdException w:name="Medium Grid 1 Accent 6" w:semiHidden="0" w:uiPriority="67" w:unhideWhenUsed="0"/>
-    <w:lsdException w:name="Medium Grid 2 Accent 6" w:semiHidden="0" w:uiPriority="68" w:unhideWhenUsed="0"/>
-    <w:lsdException w:name="Medium Grid 3 Accent 6" w:semiHidden="0" w:uiPriority="69" w:unhideWhenUsed="0"/>
-    <w:lsdException w:name="Dark List Accent 6" w:semiHidden="0" w:uiPriority="70" w:unhideWhenUsed="0"/>
-    <w:lsdException w:name="Colorful Shading Accent 6" w:semiHidden="0" w:uiPriority="71" w:unhideWhenUsed="0"/>
-    <w:lsdException w:name="Colorful List Accent 6" w:semiHidden="0" w:uiPriority="72" w:unhideWhenUsed="0"/>
-    <w:lsdException w:name="Colorful Grid Accent 6" w:semiHidden="0" w:uiPriority="73" w:unhideWhenUsed="0"/>
-    <w:lsdException w:name="Subtle Emphasis" w:semiHidden="0" w:uiPriority="19" w:unhideWhenUsed="0" w:qFormat="1"/>
-    <w:lsdException w:name="Intense Emphasis" w:semiHidden="0" w:uiPriority="21" w:unhideWhenUsed="0" w:qFormat="1"/>
-    <w:lsdException w:name="Subtle Reference" w:semiHidden="0" w:uiPriority="31" w:unhideWhenUsed="0" w:qFormat="1"/>
-    <w:lsdException w:name="Intense Reference" w:semiHidden="0" w:uiPriority="32" w:unhideWhenUsed="0" w:qFormat="1"/>
-    <w:lsdException w:name="Book Title" w:semiHidden="0" w:uiPriority="33" w:unhideWhenUsed="0" w:qFormat="1"/>
-    <w:lsdException w:name="Bibliography" w:uiPriority="37"/>
-    <w:lsdException w:name="TOC Heading" w:uiPriority="39" w:qFormat="1"/>
+  <w:latentStyles w:defLockedState="0" w:defUIPriority="99" w:defSemiHidden="0" w:defUnhideWhenUsed="0" w:defQFormat="0" w:count="376">
+    <w:lsdException w:name="Normal" w:uiPriority="0" w:qFormat="1"/>
+    <w:lsdException w:name="heading 1" w:uiPriority="9" w:qFormat="1"/>
+    <w:lsdException w:name="heading 2" w:semiHidden="1" w:uiPriority="9" w:unhideWhenUsed="1" w:qFormat="1"/>
+    <w:lsdException w:name="heading 3" w:semiHidden="1" w:uiPriority="9" w:unhideWhenUsed="1" w:qFormat="1"/>
+    <w:lsdException w:name="heading 4" w:semiHidden="1" w:uiPriority="9" w:unhideWhenUsed="1" w:qFormat="1"/>
+    <w:lsdException w:name="heading 5" w:semiHidden="1" w:uiPriority="9" w:unhideWhenUsed="1" w:qFormat="1"/>
+    <w:lsdException w:name="heading 6" w:semiHidden="1" w:uiPriority="9" w:unhideWhenUsed="1" w:qFormat="1"/>
+    <w:lsdException w:name="heading 7" w:semiHidden="1" w:uiPriority="9" w:unhideWhenUsed="1" w:qFormat="1"/>
+    <w:lsdException w:name="heading 8" w:semiHidden="1" w:uiPriority="9" w:unhideWhenUsed="1" w:qFormat="1"/>
+    <w:lsdException w:name="heading 9" w:semiHidden="1" w:uiPriority="9" w:unhideWhenUsed="1" w:qFormat="1"/>
+    <w:lsdException w:name="index 1" w:semiHidden="1" w:unhideWhenUsed="1"/>
+    <w:lsdException w:name="index 2" w:semiHidden="1" w:unhideWhenUsed="1"/>
+    <w:lsdException w:name="index 3" w:semiHidden="1" w:unhideWhenUsed="1"/>
+    <w:lsdException w:name="index 4" w:semiHidden="1" w:unhideWhenUsed="1"/>
+    <w:lsdException w:name="index 5" w:semiHidden="1" w:unhideWhenUsed="1"/>
+    <w:lsdException w:name="index 6" w:semiHidden="1" w:unhideWhenUsed="1"/>
+    <w:lsdException w:name="index 7" w:semiHidden="1" w:unhideWhenUsed="1"/>
+    <w:lsdException w:name="index 8" w:semiHidden="1" w:unhideWhenUsed="1"/>
+    <w:lsdException w:name="index 9" w:semiHidden="1" w:unhideWhenUsed="1"/>
+    <w:lsdException w:name="toc 1" w:semiHidden="1" w:uiPriority="39" w:unhideWhenUsed="1"/>
+    <w:lsdException w:name="toc 2" w:semiHidden="1" w:uiPriority="39" w:unhideWhenUsed="1"/>
+    <w:lsdException w:name="toc 3" w:semiHidden="1" w:uiPriority="39" w:unhideWhenUsed="1"/>
+    <w:lsdException w:name="toc 4" w:semiHidden="1" w:uiPriority="39" w:unhideWhenUsed="1"/>
+    <w:lsdException w:name="toc 5" w:semiHidden="1" w:uiPriority="39" w:unhideWhenUsed="1"/>
+    <w:lsdException w:name="toc 6" w:semiHidden="1" w:uiPriority="39" w:unhideWhenUsed="1"/>
+    <w:lsdException w:name="toc 7" w:semiHidden="1" w:uiPriority="39" w:unhideWhenUsed="1"/>
+    <w:lsdException w:name="toc 8" w:semiHidden="1" w:uiPriority="39" w:unhideWhenUsed="1"/>
+    <w:lsdException w:name="toc 9" w:semiHidden="1" w:uiPriority="39" w:unhideWhenUsed="1"/>
+    <w:lsdException w:name="Normal Indent" w:semiHidden="1" w:unhideWhenUsed="1"/>
+    <w:lsdException w:name="footnote text" w:semiHidden="1" w:unhideWhenUsed="1"/>
+    <w:lsdException w:name="annotation text" w:semiHidden="1" w:unhideWhenUsed="1"/>
+    <w:lsdException w:name="header" w:semiHidden="1" w:unhideWhenUsed="1"/>
+    <w:lsdException w:name="footer" w:semiHidden="1" w:unhideWhenUsed="1"/>
+    <w:lsdException w:name="index heading" w:semiHidden="1" w:unhideWhenUsed="1"/>
+    <w:lsdException w:name="caption" w:semiHidden="1" w:uiPriority="35" w:unhideWhenUsed="1" w:qFormat="1"/>
+    <w:lsdException w:name="table of figures" w:semiHidden="1" w:unhideWhenUsed="1"/>
+    <w:lsdException w:name="envelope address" w:semiHidden="1" w:unhideWhenUsed="1"/>
+    <w:lsdException w:name="envelope return" w:semiHidden="1" w:unhideWhenUsed="1"/>
+    <w:lsdException w:name="footnote reference" w:semiHidden="1" w:unhideWhenUsed="1"/>
+    <w:lsdException w:name="annotation reference" w:semiHidden="1" w:unhideWhenUsed="1"/>
+    <w:lsdException w:name="line number" w:semiHidden="1" w:unhideWhenUsed="1"/>
+    <w:lsdException w:name="page number" w:semiHidden="1" w:unhideWhenUsed="1"/>
+    <w:lsdException w:name="endnote reference" w:semiHidden="1" w:unhideWhenUsed="1"/>
+    <w:lsdException w:name="endnote text" w:semiHidden="1" w:unhideWhenUsed="1"/>
+    <w:lsdException w:name="table of authorities" w:semiHidden="1" w:unhideWhenUsed="1"/>
+    <w:lsdException w:name="macro" w:semiHidden="1" w:unhideWhenUsed="1"/>
+    <w:lsdException w:name="toa heading" w:semiHidden="1" w:unhideWhenUsed="1"/>
+    <w:lsdException w:name="List" w:semiHidden="1" w:unhideWhenUsed="1"/>
+    <w:lsdException w:name="List Bullet" w:semiHidden="1" w:unhideWhenUsed="1"/>
+    <w:lsdException w:name="List Number" w:semiHidden="1" w:unhideWhenUsed="1"/>
+    <w:lsdException w:name="List 2" w:semiHidden="1" w:unhideWhenUsed="1"/>
+    <w:lsdException w:name="List 3" w:semiHidden="1" w:unhideWhenUsed="1"/>
+    <w:lsdException w:name="List 4" w:semiHidden="1" w:unhideWhenUsed="1"/>
+    <w:lsdException w:name="List 5" w:semiHidden="1" w:unhideWhenUsed="1"/>
+    <w:lsdException w:name="List Bullet 2" w:semiHidden="1" w:unhideWhenUsed="1"/>
+    <w:lsdException w:name="List Bullet 3" w:semiHidden="1" w:unhideWhenUsed="1"/>
+    <w:lsdException w:name="List Bullet 4" w:semiHidden="1" w:unhideWhenUsed="1"/>
+    <w:lsdException w:name="List Bullet 5" w:semiHidden="1" w:unhideWhenUsed="1"/>
+    <w:lsdException w:name="List Number 2" w:semiHidden="1" w:unhideWhenUsed="1"/>
+    <w:lsdException w:name="List Number 3" w:semiHidden="1" w:unhideWhenUsed="1"/>
+    <w:lsdException w:name="List Number 4" w:semiHidden="1" w:unhideWhenUsed="1"/>
+    <w:lsdException w:name="List Number 5" w:semiHidden="1" w:unhideWhenUsed="1"/>
+    <w:lsdException w:name="Title" w:uiPriority="10" w:qFormat="1"/>
+    <w:lsdException w:name="Closing" w:semiHidden="1" w:unhideWhenUsed="1"/>
+    <w:lsdException w:name="Signature" w:semiHidden="1" w:unhideWhenUsed="1"/>
+    <w:lsdException w:name="Default Paragraph Font" w:semiHidden="1" w:uiPriority="1" w:unhideWhenUsed="1"/>
+    <w:lsdException w:name="Body Text" w:semiHidden="1" w:unhideWhenUsed="1"/>
+    <w:lsdException w:name="Body Text Indent" w:semiHidden="1" w:unhideWhenUsed="1"/>
+    <w:lsdException w:name="List Continue" w:semiHidden="1" w:unhideWhenUsed="1"/>
+    <w:lsdException w:name="List Continue 2" w:semiHidden="1" w:unhideWhenUsed="1"/>
+    <w:lsdException w:name="List Continue 3" w:semiHidden="1" w:unhideWhenUsed="1"/>
+    <w:lsdException w:name="List Continue 4" w:semiHidden="1" w:unhideWhenUsed="1"/>
+    <w:lsdException w:name="List Continue 5" w:semiHidden="1" w:unhideWhenUsed="1"/>
+    <w:lsdException w:name="Message Header" w:semiHidden="1" w:unhideWhenUsed="1"/>
+    <w:lsdException w:name="Subtitle" w:uiPriority="11" w:qFormat="1"/>
+    <w:lsdException w:name="Salutation" w:semiHidden="1" w:unhideWhenUsed="1"/>
+    <w:lsdException w:name="Date" w:semiHidden="1" w:unhideWhenUsed="1"/>
+    <w:lsdException w:name="Body Text First Indent" w:semiHidden="1" w:unhideWhenUsed="1"/>
+    <w:lsdException w:name="Body Text First Indent 2" w:semiHidden="1" w:unhideWhenUsed="1"/>
+    <w:lsdException w:name="Note Heading" w:semiHidden="1" w:unhideWhenUsed="1"/>
+    <w:lsdException w:name="Body Text 2" w:semiHidden="1" w:unhideWhenUsed="1"/>
+    <w:lsdException w:name="Body Text 3" w:semiHidden="1" w:unhideWhenUsed="1"/>
+    <w:lsdException w:name="Body Text Indent 2" w:semiHidden="1" w:unhideWhenUsed="1"/>
+    <w:lsdException w:name="Body Text Indent 3" w:semiHidden="1" w:unhideWhenUsed="1"/>
+    <w:lsdException w:name="Block Text" w:semiHidden="1" w:unhideWhenUsed="1"/>
+    <w:lsdException w:name="Hyperlink" w:semiHidden="1" w:unhideWhenUsed="1"/>
+    <w:lsdException w:name="FollowedHyperlink" w:semiHidden="1" w:unhideWhenUsed="1"/>
+    <w:lsdException w:name="Strong" w:uiPriority="22" w:qFormat="1"/>
+    <w:lsdException w:name="Emphasis" w:uiPriority="20" w:qFormat="1"/>
+    <w:lsdException w:name="Document Map" w:semiHidden="1" w:unhideWhenUsed="1"/>
+    <w:lsdException w:name="Plain Text" w:semiHidden="1" w:unhideWhenUsed="1"/>
+    <w:lsdException w:name="E-mail Signature" w:semiHidden="1" w:unhideWhenUsed="1"/>
+    <w:lsdException w:name="HTML Top of Form" w:semiHidden="1" w:unhideWhenUsed="1"/>
+    <w:lsdException w:name="HTML Bottom of Form" w:semiHidden="1" w:unhideWhenUsed="1"/>
+    <w:lsdException w:name="Normal (Web)" w:semiHidden="1" w:unhideWhenUsed="1"/>
+    <w:lsdException w:name="HTML Acronym" w:semiHidden="1" w:unhideWhenUsed="1"/>
+    <w:lsdException w:name="HTML Address" w:semiHidden="1" w:unhideWhenUsed="1"/>
+    <w:lsdException w:name="HTML Cite" w:semiHidden="1" w:unhideWhenUsed="1"/>
+    <w:lsdException w:name="HTML Code" w:semiHidden="1" w:unhideWhenUsed="1"/>
+    <w:lsdException w:name="HTML Definition" w:semiHidden="1" w:unhideWhenUsed="1"/>
+    <w:lsdException w:name="HTML Keyboard" w:semiHidden="1" w:unhideWhenUsed="1"/>
+    <w:lsdException w:name="HTML Preformatted" w:semiHidden="1" w:unhideWhenUsed="1"/>
+    <w:lsdException w:name="HTML Sample" w:semiHidden="1" w:unhideWhenUsed="1"/>
+    <w:lsdException w:name="HTML Typewriter" w:semiHidden="1" w:unhideWhenUsed="1"/>
+    <w:lsdException w:name="HTML Variable" w:semiHidden="1" w:unhideWhenUsed="1"/>
+    <w:lsdException w:name="Normal Table" w:semiHidden="1" w:unhideWhenUsed="1"/>
+    <w:lsdException w:name="annotation subject" w:semiHidden="1" w:unhideWhenUsed="1"/>
+    <w:lsdException w:name="No List" w:semiHidden="1" w:unhideWhenUsed="1"/>
+    <w:lsdException w:name="Outline List 1" w:semiHidden="1" w:unhideWhenUsed="1"/>
+    <w:lsdException w:name="Outline List 2" w:semiHidden="1" w:unhideWhenUsed="1"/>
+    <w:lsdException w:name="Outline List 3" w:semiHidden="1" w:unhideWhenUsed="1"/>
+    <w:lsdException w:name="Table Simple 1" w:semiHidden="1" w:unhideWhenUsed="1"/>
+    <w:lsdException w:name="Table Simple 2" w:semiHidden="1" w:unhideWhenUsed="1"/>
+    <w:lsdException w:name="Table Simple 3" w:semiHidden="1" w:unhideWhenUsed="1"/>
+    <w:lsdException w:name="Table Classic 1" w:semiHidden="1" w:unhideWhenUsed="1"/>
+    <w:lsdException w:name="Table Classic 2" w:semiHidden="1" w:unhideWhenUsed="1"/>
+    <w:lsdException w:name="Table Classic 3" w:semiHidden="1" w:unhideWhenUsed="1"/>
+    <w:lsdException w:name="Table Classic 4" w:semiHidden="1" w:unhideWhenUsed="1"/>
+    <w:lsdException w:name="Table Colorful 1" w:semiHidden="1" w:unhideWhenUsed="1"/>
+    <w:lsdException w:name="Table Colorful 2" w:semiHidden="1" w:unhideWhenUsed="1"/>
+    <w:lsdException w:name="Table Colorful 3" w:semiHidden="1" w:unhideWhenUsed="1"/>
+    <w:lsdException w:name="Table Columns 1" w:semiHidden="1" w:unhideWhenUsed="1"/>
+    <w:lsdException w:name="Table Columns 2" w:semiHidden="1" w:unhideWhenUsed="1"/>
+    <w:lsdException w:name="Table Columns 3" w:semiHidden="1" w:unhideWhenUsed="1"/>
+    <w:lsdException w:name="Table Columns 4" w:semiHidden="1" w:unhideWhenUsed="1"/>
+    <w:lsdException w:name="Table Columns 5" w:semiHidden="1" w:unhideWhenUsed="1"/>
+    <w:lsdException w:name="Table Grid 1" w:semiHidden="1" w:unhideWhenUsed="1"/>
+    <w:lsdException w:name="Table Grid 2" w:semiHidden="1" w:unhideWhenUsed="1"/>
+    <w:lsdException w:name="Table Grid 3" w:semiHidden="1" w:unhideWhenUsed="1"/>
+    <w:lsdException w:name="Table Grid 4" w:semiHidden="1" w:unhideWhenUsed="1"/>
+    <w:lsdException w:name="Table Grid 5" w:semiHidden="1" w:unhideWhenUsed="1"/>
+    <w:lsdException w:name="Table Grid 6" w:semiHidden="1" w:unhideWhenUsed="1"/>
+    <w:lsdException w:name="Table Grid 7" w:semiHidden="1" w:unhideWhenUsed="1"/>
+    <w:lsdException w:name="Table Grid 8" w:semiHidden="1" w:unhideWhenUsed="1"/>
+    <w:lsdException w:name="Table List 1" w:semiHidden="1" w:unhideWhenUsed="1"/>
+    <w:lsdException w:name="Table List 2" w:semiHidden="1" w:unhideWhenUsed="1"/>
+    <w:lsdException w:name="Table List 3" w:semiHidden="1" w:unhideWhenUsed="1"/>
+    <w:lsdException w:name="Table List 4" w:semiHidden="1" w:unhideWhenUsed="1"/>
+    <w:lsdException w:name="Table List 5" w:semiHidden="1" w:unhideWhenUsed="1"/>
+    <w:lsdException w:name="Table List 6" w:semiHidden="1" w:unhideWhenUsed="1"/>
+    <w:lsdException w:name="Table List 7" w:semiHidden="1" w:unhideWhenUsed="1"/>
+    <w:lsdException w:name="Table List 8" w:semiHidden="1" w:unhideWhenUsed="1"/>
+    <w:lsdException w:name="Table 3D effects 1" w:semiHidden="1" w:unhideWhenUsed="1"/>
+    <w:lsdException w:name="Table 3D effects 2" w:semiHidden="1" w:unhideWhenUsed="1"/>
+    <w:lsdException w:name="Table 3D effects 3" w:semiHidden="1" w:unhideWhenUsed="1"/>
+    <w:lsdException w:name="Table Contemporary" w:semiHidden="1" w:unhideWhenUsed="1"/>
+    <w:lsdException w:name="Table Elegant" w:semiHidden="1" w:unhideWhenUsed="1"/>
+    <w:lsdException w:name="Table Professional" w:semiHidden="1" w:unhideWhenUsed="1"/>
+    <w:lsdException w:name="Table Subtle 1" w:semiHidden="1" w:unhideWhenUsed="1"/>
+    <w:lsdException w:name="Table Subtle 2" w:semiHidden="1" w:unhideWhenUsed="1"/>
+    <w:lsdException w:name="Table Web 1" w:semiHidden="1" w:unhideWhenUsed="1"/>
+    <w:lsdException w:name="Table Web 2" w:semiHidden="1" w:unhideWhenUsed="1"/>
+    <w:lsdException w:name="Table Web 3" w:semiHidden="1" w:unhideWhenUsed="1"/>
+    <w:lsdException w:name="Balloon Text" w:semiHidden="1" w:unhideWhenUsed="1"/>
+    <w:lsdException w:name="Table Grid" w:uiPriority="59"/>
+    <w:lsdException w:name="Table Theme" w:semiHidden="1" w:unhideWhenUsed="1"/>
+    <w:lsdException w:name="Placeholder Text" w:semiHidden="1"/>
+    <w:lsdException w:name="No Spacing" w:uiPriority="1" w:qFormat="1"/>
+    <w:lsdException w:name="Light Shading" w:uiPriority="60"/>
+    <w:lsdException w:name="Light List" w:uiPriority="61"/>
+    <w:lsdException w:name="Light Grid" w:uiPriority="62"/>
+    <w:lsdException w:name="Medium Shading 1" w:uiPriority="63"/>
+    <w:lsdException w:name="Medium Shading 2" w:uiPriority="64"/>
+    <w:lsdException w:name="Medium List 1" w:uiPriority="65"/>
+    <w:lsdException w:name="Medium List 2" w:uiPriority="66"/>
+    <w:lsdException w:name="Medium Grid 1" w:uiPriority="67"/>
+    <w:lsdException w:name="Medium Grid 2" w:uiPriority="68"/>
+    <w:lsdException w:name="Medium Grid 3" w:uiPriority="69"/>
+    <w:lsdException w:name="Dark List" w:uiPriority="70"/>
+    <w:lsdException w:name="Colorful Shading" w:uiPriority="71"/>
+    <w:lsdException w:name="Colorful List" w:uiPriority="72"/>
+    <w:lsdException w:name="Colorful Grid" w:uiPriority="73"/>
+    <w:lsdException w:name="Light Shading Accent 1" w:uiPriority="60"/>
+    <w:lsdException w:name="Light List Accent 1" w:uiPriority="61"/>
+    <w:lsdException w:name="Light Grid Accent 1" w:uiPriority="62"/>
+    <w:lsdException w:name="Medium Shading 1 Accent 1" w:uiPriority="63"/>
+    <w:lsdException w:name="Medium Shading 2 Accent 1" w:uiPriority="64"/>
+    <w:lsdException w:name="Medium List 1 Accent 1" w:uiPriority="65"/>
+    <w:lsdException w:name="Revision" w:semiHidden="1"/>
+    <w:lsdException w:name="List Paragraph" w:uiPriority="34" w:qFormat="1"/>
+    <w:lsdException w:name="Quote" w:uiPriority="29" w:qFormat="1"/>
+    <w:lsdException w:name="Intense Quote" w:uiPriority="30" w:qFormat="1"/>
+    <w:lsdException w:name="Medium List 2 Accent 1" w:uiPriority="66"/>
+    <w:lsdException w:name="Medium Grid 1 Accent 1" w:uiPriority="67"/>
+    <w:lsdException w:name="Medium Grid 2 Accent 1" w:uiPriority="68"/>
+    <w:lsdException w:name="Medium Grid 3 Accent 1" w:uiPriority="69"/>
+    <w:lsdException w:name="Dark List Accent 1" w:uiPriority="70"/>
+    <w:lsdException w:name="Colorful Shading Accent 1" w:uiPriority="71"/>
+    <w:lsdException w:name="Colorful List Accent 1" w:uiPriority="72"/>
+    <w:lsdException w:name="Colorful Grid Accent 1" w:uiPriority="73"/>
+    <w:lsdException w:name="Light Shading Accent 2" w:uiPriority="60"/>
+    <w:lsdException w:name="Light List Accent 2" w:uiPriority="61"/>
+    <w:lsdException w:name="Light Grid Accent 2" w:uiPriority="62"/>
+    <w:lsdException w:name="Medium Shading 1 Accent 2" w:uiPriority="63"/>
+    <w:lsdException w:name="Medium Shading 2 Accent 2" w:uiPriority="64"/>
+    <w:lsdException w:name="Medium List 1 Accent 2" w:uiPriority="65"/>
+    <w:lsdException w:name="Medium List 2 Accent 2" w:uiPriority="66"/>
+    <w:lsdException w:name="Medium Grid 1 Accent 2" w:uiPriority="67"/>
+    <w:lsdException w:name="Medium Grid 2 Accent 2" w:uiPriority="68"/>
+    <w:lsdException w:name="Medium Grid 3 Accent 2" w:uiPriority="69"/>
+    <w:lsdException w:name="Dark List Accent 2" w:uiPriority="70"/>
+    <w:lsdException w:name="Colorful Shading Accent 2" w:uiPriority="71"/>
+    <w:lsdException w:name="Colorful List Accent 2" w:uiPriority="72"/>
+    <w:lsdException w:name="Colorful Grid Accent 2" w:uiPriority="73"/>
+    <w:lsdException w:name="Light Shading Accent 3" w:uiPriority="60"/>
+    <w:lsdException w:name="Light List Accent 3" w:uiPriority="61"/>
+    <w:lsdException w:name="Light Grid Accent 3" w:uiPriority="62"/>
+    <w:lsdException w:name="Medium Shading 1 Accent 3" w:uiPriority="63"/>
+    <w:lsdException w:name="Medium Shading 2 Accent 3" w:uiPriority="64"/>
+    <w:lsdException w:name="Medium List 1 Accent 3" w:uiPriority="65"/>
+    <w:lsdException w:name="Medium List 2 Accent 3" w:uiPriority="66"/>
+    <w:lsdException w:name="Medium Grid 1 Accent 3" w:uiPriority="67"/>
+    <w:lsdException w:name="Medium Grid 2 Accent 3" w:uiPriority="68"/>
+    <w:lsdException w:name="Medium Grid 3 Accent 3" w:uiPriority="69"/>
+    <w:lsdException w:name="Dark List Accent 3" w:uiPriority="70"/>
+    <w:lsdException w:name="Colorful Shading Accent 3" w:uiPriority="71"/>
+    <w:lsdException w:name="Colorful List Accent 3" w:uiPriority="72"/>
+    <w:lsdException w:name="Colorful Grid Accent 3" w:uiPriority="73"/>
+    <w:lsdException w:name="Light Shading Accent 4" w:uiPriority="60"/>
+    <w:lsdException w:name="Light List Accent 4" w:uiPriority="61"/>
+    <w:lsdException w:name="Light Grid Accent 4" w:uiPriority="62"/>
+    <w:lsdException w:name="Medium Shading 1 Accent 4" w:uiPriority="63"/>
+    <w:lsdException w:name="Medium Shading 2 Accent 4" w:uiPriority="64"/>
+    <w:lsdException w:name="Medium List 1 Accent 4" w:uiPriority="65"/>
+    <w:lsdException w:name="Medium List 2 Accent 4" w:uiPriority="66"/>
+    <w:lsdException w:name="Medium Grid 1 Accent 4" w:uiPriority="67"/>
+    <w:lsdException w:name="Medium Grid 2 Accent 4" w:uiPriority="68"/>
+    <w:lsdException w:name="Medium Grid 3 Accent 4" w:uiPriority="69"/>
+    <w:lsdException w:name="Dark List Accent 4" w:uiPriority="70"/>
+    <w:lsdException w:name="Colorful Shading Accent 4" w:uiPriority="71"/>
+    <w:lsdException w:name="Colorful List Accent 4" w:uiPriority="72"/>
+    <w:lsdException w:name="Colorful Grid Accent 4" w:uiPriority="73"/>
+    <w:lsdException w:name="Light Shading Accent 5" w:uiPriority="60"/>
+    <w:lsdException w:name="Light List Accent 5" w:uiPriority="61"/>
+    <w:lsdException w:name="Light Grid Accent 5" w:uiPriority="62"/>
+    <w:lsdException w:name="Medium Shading 1 Accent 5" w:uiPriority="63"/>
+    <w:lsdException w:name="Medium Shading 2 Accent 5" w:uiPriority="64"/>
+    <w:lsdException w:name="Medium List 1 Accent 5" w:uiPriority="65"/>
+    <w:lsdException w:name="Medium List 2 Accent 5" w:uiPriority="66"/>
+    <w:lsdException w:name="Medium Grid 1 Accent 5" w:uiPriority="67"/>
+    <w:lsdException w:name="Medium Grid 2 Accent 5" w:uiPriority="68"/>
+    <w:lsdException w:name="Medium Grid 3 Accent 5" w:uiPriority="69"/>
+    <w:lsdException w:name="Dark List Accent 5" w:uiPriority="70"/>
+    <w:lsdException w:name="Colorful Shading Accent 5" w:uiPriority="71"/>
+    <w:lsdException w:name="Colorful List Accent 5" w:uiPriority="72"/>
+    <w:lsdException w:name="Colorful Grid Accent 5" w:uiPriority="73"/>
+    <w:lsdException w:name="Light Shading Accent 6" w:uiPriority="60"/>
+    <w:lsdException w:name="Light List Accent 6" w:uiPriority="61"/>
+    <w:lsdException w:name="Light Grid Accent 6" w:uiPriority="62"/>
+    <w:lsdException w:name="Medium Shading 1 Accent 6" w:uiPriority="63"/>
+    <w:lsdException w:name="Medium Shading 2 Accent 6" w:uiPriority="64"/>
+    <w:lsdException w:name="Medium List 1 Accent 6" w:uiPriority="65"/>
+    <w:lsdException w:name="Medium List 2 Accent 6" w:uiPriority="66"/>
+    <w:lsdException w:name="Medium Grid 1 Accent 6" w:uiPriority="67"/>
+    <w:lsdException w:name="Medium Grid 2 Accent 6" w:uiPriority="68"/>
+    <w:lsdException w:name="Medium Grid 3 Accent 6" w:uiPriority="69"/>
+    <w:lsdException w:name="Dark List Accent 6" w:uiPriority="70"/>
+    <w:lsdException w:name="Colorful Shading Accent 6" w:uiPriority="71"/>
+    <w:lsdException w:name="Colorful List Accent 6" w:uiPriority="72"/>
+    <w:lsdException w:name="Colorful Grid Accent 6" w:uiPriority="73"/>
+    <w:lsdException w:name="Subtle Emphasis" w:uiPriority="19" w:qFormat="1"/>
+    <w:lsdException w:name="Intense Emphasis" w:uiPriority="21" w:qFormat="1"/>
+    <w:lsdException w:name="Subtle Reference" w:uiPriority="31" w:qFormat="1"/>
+    <w:lsdException w:name="Intense Reference" w:uiPriority="32" w:qFormat="1"/>
+    <w:lsdException w:name="Book Title" w:uiPriority="33" w:qFormat="1"/>
+    <w:lsdException w:name="Bibliography" w:semiHidden="1" w:uiPriority="37" w:unhideWhenUsed="1"/>
+    <w:lsdException w:name="TOC Heading" w:semiHidden="1" w:uiPriority="39" w:unhideWhenUsed="1" w:qFormat="1"/>
+    <w:lsdException w:name="Plain Table 1" w:uiPriority="41"/>
+    <w:lsdException w:name="Plain Table 2" w:uiPriority="42"/>
+    <w:lsdException w:name="Plain Table 3" w:uiPriority="43"/>
+    <w:lsdException w:name="Plain Table 4" w:uiPriority="44"/>
+    <w:lsdException w:name="Plain Table 5" w:uiPriority="45"/>
+    <w:lsdException w:name="Grid Table Light" w:uiPriority="40"/>
+    <w:lsdException w:name="Grid Table 1 Light" w:uiPriority="46"/>
+    <w:lsdException w:name="Grid Table 2" w:uiPriority="47"/>
+    <w:lsdException w:name="Grid Table 3" w:uiPriority="48"/>
+    <w:lsdException w:name="Grid Table 4" w:uiPriority="49"/>
+    <w:lsdException w:name="Grid Table 5 Dark" w:uiPriority="50"/>
+    <w:lsdException w:name="Grid Table 6 Colorful" w:uiPriority="51"/>
+    <w:lsdException w:name="Grid Table 7 Colorful" w:uiPriority="52"/>
+    <w:lsdException w:name="Grid Table 1 Light Accent 1" w:uiPriority="46"/>
+    <w:lsdException w:name="Grid Table 2 Accent 1" w:uiPriority="47"/>
+    <w:lsdException w:name="Grid Table 3 Accent 1" w:uiPriority="48"/>
+    <w:lsdException w:name="Grid Table 4 Accent 1" w:uiPriority="49"/>
+    <w:lsdException w:name="Grid Table 5 Dark Accent 1" w:uiPriority="50"/>
+    <w:lsdException w:name="Grid Table 6 Colorful Accent 1" w:uiPriority="51"/>
+    <w:lsdException w:name="Grid Table 7 Colorful Accent 1" w:uiPriority="52"/>
+    <w:lsdException w:name="Grid Table 1 Light Accent 2" w:uiPriority="46"/>
+    <w:lsdException w:name="Grid Table 2 Accent 2" w:uiPriority="47"/>
+    <w:lsdException w:name="Grid Table 3 Accent 2" w:uiPriority="48"/>
+    <w:lsdException w:name="Grid Table 4 Accent 2" w:uiPriority="49"/>
+    <w:lsdException w:name="Grid Table 5 Dark Accent 2" w:uiPriority="50"/>
+    <w:lsdException w:name="Grid Table 6 Colorful Accent 2" w:uiPriority="51"/>
+    <w:lsdException w:name="Grid Table 7 Colorful Accent 2" w:uiPriority="52"/>
+    <w:lsdException w:name="Grid Table 1 Light Accent 3" w:uiPriority="46"/>
+    <w:lsdException w:name="Grid Table 2 Accent 3" w:uiPriority="47"/>
+    <w:lsdException w:name="Grid Table 3 Accent 3" w:uiPriority="48"/>
+    <w:lsdException w:name="Grid Table 4 Accent 3" w:uiPriority="49"/>
+    <w:lsdException w:name="Grid Table 5 Dark Accent 3" w:uiPriority="50"/>
+    <w:lsdException w:name="Grid Table 6 Colorful Accent 3" w:uiPriority="51"/>
+    <w:lsdException w:name="Grid Table 7 Colorful Accent 3" w:uiPriority="52"/>
+    <w:lsdException w:name="Grid Table 1 Light Accent 4" w:uiPriority="46"/>
+    <w:lsdException w:name="Grid Table 2 Accent 4" w:uiPriority="47"/>
+    <w:lsdException w:name="Grid Table 3 Accent 4" w:uiPriority="48"/>
+    <w:lsdException w:name="Grid Table 4 Accent 4" w:uiPriority="49"/>
+    <w:lsdException w:name="Grid Table 5 Dark Accent 4" w:uiPriority="50"/>
+    <w:lsdException w:name="Grid Table 6 Colorful Accent 4" w:uiPriority="51"/>
+    <w:lsdException w:name="Grid Table 7 Colorful Accent 4" w:uiPriority="52"/>
+    <w:lsdException w:name="Grid Table 1 Light Accent 5" w:uiPriority="46"/>
+    <w:lsdException w:name="Grid Table 2 Accent 5" w:uiPriority="47"/>
+    <w:lsdException w:name="Grid Table 3 Accent 5" w:uiPriority="48"/>
+    <w:lsdException w:name="Grid Table 4 Accent 5" w:uiPriority="49"/>
+    <w:lsdException w:name="Grid Table 5 Dark Accent 5" w:uiPriority="50"/>
+    <w:lsdException w:name="Grid Table 6 Colorful Accent 5" w:uiPriority="51"/>
+    <w:lsdException w:name="Grid Table 7 Colorful Accent 5" w:uiPriority="52"/>
+    <w:lsdException w:name="Grid Table 1 Light Accent 6" w:uiPriority="46"/>
+    <w:lsdException w:name="Grid Table 2 Accent 6" w:uiPriority="47"/>
+    <w:lsdException w:name="Grid Table 3 Accent 6" w:uiPriority="48"/>
+    <w:lsdException w:name="Grid Table 4 Accent 6" w:uiPriority="49"/>
+    <w:lsdException w:name="Grid Table 5 Dark Accent 6" w:uiPriority="50"/>
+    <w:lsdException w:name="Grid Table 6 Colorful Accent 6" w:uiPriority="51"/>
+    <w:lsdException w:name="Grid Table 7 Colorful Accent 6" w:uiPriority="52"/>
+    <w:lsdException w:name="List Table 1 Light" w:uiPriority="46"/>
+    <w:lsdException w:name="List Table 2" w:uiPriority="47"/>
+    <w:lsdException w:name="List Table 3" w:uiPriority="48"/>
+    <w:lsdException w:name="List Table 4" w:uiPriority="49"/>
+    <w:lsdException w:name="List Table 5 Dark" w:uiPriority="50"/>
+    <w:lsdException w:name="List Table 6 Colorful" w:uiPriority="51"/>
+    <w:lsdException w:name="List Table 7 Colorful" w:uiPriority="52"/>
+    <w:lsdException w:name="List Table 1 Light Accent 1" w:uiPriority="46"/>
+    <w:lsdException w:name="List Table 2 Accent 1" w:uiPriority="47"/>
+    <w:lsdException w:name="List Table 3 Accent 1" w:uiPriority="48"/>
+    <w:lsdException w:name="List Table 4 Accent 1" w:uiPriority="49"/>
+    <w:lsdException w:name="List Table 5 Dark Accent 1" w:uiPriority="50"/>
+    <w:lsdException w:name="List Table 6 Colorful Accent 1" w:uiPriority="51"/>
+    <w:lsdException w:name="List Table 7 Colorful Accent 1" w:uiPriority="52"/>
+    <w:lsdException w:name="List Table 1 Light Accent 2" w:uiPriority="46"/>
+    <w:lsdException w:name="List Table 2 Accent 2" w:uiPriority="47"/>
+    <w:lsdException w:name="List Table 3 Accent 2" w:uiPriority="48"/>
+    <w:lsdException w:name="List Table 4 Accent 2" w:uiPriority="49"/>
+    <w:lsdException w:name="List Table 5 Dark Accent 2" w:uiPriority="50"/>
+    <w:lsdException w:name="List Table 6 Colorful Accent 2" w:uiPriority="51"/>
+    <w:lsdException w:name="List Table 7 Colorful Accent 2" w:uiPriority="52"/>
+    <w:lsdException w:name="List Table 1 Light Accent 3" w:uiPriority="46"/>
+    <w:lsdException w:name="List Table 2 Accent 3" w:uiPriority="47"/>
+    <w:lsdException w:name="List Table 3 Accent 3" w:uiPriority="48"/>
+    <w:lsdException w:name="List Table 4 Accent 3" w:uiPriority="49"/>
+    <w:lsdException w:name="List Table 5 Dark Accent 3" w:uiPriority="50"/>
+    <w:lsdException w:name="List Table 6 Colorful Accent 3" w:uiPriority="51"/>
+    <w:lsdException w:name="List Table 7 Colorful Accent 3" w:uiPriority="52"/>
+    <w:lsdException w:name="List Table 1 Light Accent 4" w:uiPriority="46"/>
+    <w:lsdException w:name="List Table 2 Accent 4" w:uiPriority="47"/>
+    <w:lsdException w:name="List Table 3 Accent 4" w:uiPriority="48"/>
+    <w:lsdException w:name="List Table 4 Accent 4" w:uiPriority="49"/>
+    <w:lsdException w:name="List Table 5 Dark Accent 4" w:uiPriority="50"/>
+    <w:lsdException w:name="List Table 6 Colorful Accent 4" w:uiPriority="51"/>
+    <w:lsdException w:name="List Table 7 Colorful Accent 4" w:uiPriority="52"/>
+    <w:lsdException w:name="List Table 1 Light Accent 5" w:uiPriority="46"/>
+    <w:lsdException w:name="List Table 2 Accent 5" w:uiPriority="47"/>
+    <w:lsdException w:name="List Table 3 Accent 5" w:uiPriority="48"/>
+    <w:lsdException w:name="List Table 4 Accent 5" w:uiPriority="49"/>
+    <w:lsdException w:name="List Table 5 Dark Accent 5" w:uiPriority="50"/>
+    <w:lsdException w:name="List Table 6 Colorful Accent 5" w:uiPriority="51"/>
+    <w:lsdException w:name="List Table 7 Colorful Accent 5" w:uiPriority="52"/>
+    <w:lsdException w:name="List Table 1 Light Accent 6" w:uiPriority="46"/>
+    <w:lsdException w:name="List Table 2 Accent 6" w:uiPriority="47"/>
+    <w:lsdException w:name="List Table 3 Accent 6" w:uiPriority="48"/>
+    <w:lsdException w:name="List Table 4 Accent 6" w:uiPriority="49"/>
+    <w:lsdException w:name="List Table 5 Dark Accent 6" w:uiPriority="50"/>
+    <w:lsdException w:name="List Table 6 Colorful Accent 6" w:uiPriority="51"/>
+    <w:lsdException w:name="List Table 7 Colorful Accent 6" w:uiPriority="52"/>
+    <w:lsdException w:name="Mention" w:semiHidden="1" w:unhideWhenUsed="1"/>
+    <w:lsdException w:name="Smart Hyperlink" w:semiHidden="1" w:unhideWhenUsed="1"/>
+    <w:lsdException w:name="Hashtag" w:semiHidden="1" w:unhideWhenUsed="1"/>
+    <w:lsdException w:name="Unresolved Mention" w:semiHidden="1" w:unhideWhenUsed="1"/>
+    <w:lsdException w:name="Smart Link" w:semiHidden="1" w:unhideWhenUsed="1"/>
   </w:latentStyles>
   <w:style w:type="paragraph" w:default="1" w:styleId="Normal">
     <w:name w:val="Normal"/>
@@ -2625,238 +2903,6 @@
   <w:style w:type="character" w:default="1" w:styleId="DefaultParagraphFont">
     <w:name w:val="Default Paragraph Font"/>
     <w:uiPriority w:val="1"/>
-    <w:semiHidden/>
-    <w:unhideWhenUsed/>
-  </w:style>
-  <w:style w:type="table" w:default="1" w:styleId="TableNormal">
-    <w:name w:val="Normal Table"/>
-    <w:uiPriority w:val="99"/>
-    <w:semiHidden/>
-    <w:unhideWhenUsed/>
-    <w:tblPr>
-      <w:tblInd w:w="0" w:type="dxa"/>
-      <w:tblCellMar>
-        <w:top w:w="0" w:type="dxa"/>
-        <w:left w:w="108" w:type="dxa"/>
-        <w:bottom w:w="0" w:type="dxa"/>
-        <w:right w:w="108" w:type="dxa"/>
-      </w:tblCellMar>
-    </w:tblPr>
-  </w:style>
-  <w:style w:type="numbering" w:default="1" w:styleId="NoList">
-    <w:name w:val="No List"/>
-    <w:uiPriority w:val="99"/>
-    <w:semiHidden/>
-    <w:unhideWhenUsed/>
-  </w:style>
-  <w:style w:type="paragraph" w:styleId="ListParagraph">
-    <w:name w:val="List Paragraph"/>
-    <w:basedOn w:val="Normal"/>
-    <w:uiPriority w:val="34"/>
-    <w:qFormat/>
-    <w:rsid w:val="00E601E4"/>
-    <w:pPr>
-      <w:ind w:left="720"/>
-      <w:contextualSpacing/>
-    </w:pPr>
-  </w:style>
-  <w:style w:type="paragraph" w:styleId="BalloonText">
-    <w:name w:val="Balloon Text"/>
-    <w:basedOn w:val="Normal"/>
-    <w:link w:val="BalloonTextChar"/>
-    <w:uiPriority w:val="99"/>
-    <w:semiHidden/>
-    <w:unhideWhenUsed/>
-    <w:rsid w:val="00E601E4"/>
-    <w:pPr>
-      <w:spacing w:after="0" w:line="240" w:lineRule="auto"/>
-    </w:pPr>
-    <w:rPr>
-      <w:rFonts w:ascii="Tahoma" w:hAnsi="Tahoma" w:cs="Tahoma"/>
-      <w:sz w:val="16"/>
-      <w:szCs w:val="16"/>
-    </w:rPr>
-  </w:style>
-  <w:style w:type="character" w:customStyle="1" w:styleId="BalloonTextChar">
-    <w:name w:val="Balloon Text Char"/>
-    <w:basedOn w:val="DefaultParagraphFont"/>
-    <w:link w:val="BalloonText"/>
-    <w:uiPriority w:val="99"/>
-    <w:semiHidden/>
-    <w:rsid w:val="00E601E4"/>
-    <w:rPr>
-      <w:rFonts w:ascii="Tahoma" w:hAnsi="Tahoma" w:cs="Tahoma"/>
-      <w:sz w:val="16"/>
-      <w:szCs w:val="16"/>
-    </w:rPr>
-  </w:style>
-</w:styles>
-</file>
-
-<file path=word/stylesWithEffects.xml><?xml version="1.0" encoding="utf-8"?>
-<w:styles xmlns:wpc="http://schemas.microsoft.com/office/word/2010/wordprocessingCanvas" xmlns:mc="http://schemas.openxmlformats.org/markup-compatibility/2006" xmlns:o="urn:schemas-microsoft-com:office:office" xmlns:r="http://schemas.openxmlformats.org/officeDocument/2006/relationships" xmlns:m="http://schemas.openxmlformats.org/officeDocument/2006/math" xmlns:v="urn:schemas-microsoft-com:vml" xmlns:wp14="http://schemas.microsoft.com/office/word/2010/wordprocessingDrawing" xmlns:wp="http://schemas.openxmlformats.org/drawingml/2006/wordprocessingDrawing" xmlns:w10="urn:schemas-microsoft-com:office:word" xmlns:w="http://schemas.openxmlformats.org/wordprocessingml/2006/main" xmlns:w14="http://schemas.microsoft.com/office/word/2010/wordml" xmlns:wpg="http://schemas.microsoft.com/office/word/2010/wordprocessingGroup" xmlns:wpi="http://schemas.microsoft.com/office/word/2010/wordprocessingInk" xmlns:wne="http://schemas.microsoft.com/office/word/2006/wordml" xmlns:wps="http://schemas.microsoft.com/office/word/2010/wordprocessingShape" mc:Ignorable="w14 wp14">
-  <w:docDefaults>
-    <w:rPrDefault>
-      <w:rPr>
-        <w:rFonts w:asciiTheme="minorHAnsi" w:eastAsiaTheme="minorHAnsi" w:hAnsiTheme="minorHAnsi" w:cstheme="minorBidi"/>
-        <w:sz w:val="22"/>
-        <w:szCs w:val="22"/>
-        <w:lang w:val="en-SG" w:eastAsia="en-US" w:bidi="ar-SA"/>
-      </w:rPr>
-    </w:rPrDefault>
-    <w:pPrDefault>
-      <w:pPr>
-        <w:spacing w:after="200" w:line="276" w:lineRule="auto"/>
-      </w:pPr>
-    </w:pPrDefault>
-  </w:docDefaults>
-  <w:latentStyles w:defLockedState="0" w:defUIPriority="99" w:defSemiHidden="1" w:defUnhideWhenUsed="1" w:defQFormat="0" w:count="267">
-    <w:lsdException w:name="Normal" w:semiHidden="0" w:uiPriority="0" w:unhideWhenUsed="0" w:qFormat="1"/>
-    <w:lsdException w:name="heading 1" w:semiHidden="0" w:uiPriority="9" w:unhideWhenUsed="0" w:qFormat="1"/>
-    <w:lsdException w:name="heading 2" w:uiPriority="9" w:qFormat="1"/>
-    <w:lsdException w:name="heading 3" w:uiPriority="9" w:qFormat="1"/>
-    <w:lsdException w:name="heading 4" w:uiPriority="9" w:qFormat="1"/>
-    <w:lsdException w:name="heading 5" w:uiPriority="9" w:qFormat="1"/>
-    <w:lsdException w:name="heading 6" w:uiPriority="9" w:qFormat="1"/>
-    <w:lsdException w:name="heading 7" w:uiPriority="9" w:qFormat="1"/>
-    <w:lsdException w:name="heading 8" w:uiPriority="9" w:qFormat="1"/>
-    <w:lsdException w:name="heading 9" w:uiPriority="9" w:qFormat="1"/>
-    <w:lsdException w:name="toc 1" w:uiPriority="39"/>
-    <w:lsdException w:name="toc 2" w:uiPriority="39"/>
-    <w:lsdException w:name="toc 3" w:uiPriority="39"/>
-    <w:lsdException w:name="toc 4" w:uiPriority="39"/>
-    <w:lsdException w:name="toc 5" w:uiPriority="39"/>
-    <w:lsdException w:name="toc 6" w:uiPriority="39"/>
-    <w:lsdException w:name="toc 7" w:uiPriority="39"/>
-    <w:lsdException w:name="toc 8" w:uiPriority="39"/>
-    <w:lsdException w:name="toc 9" w:uiPriority="39"/>
-    <w:lsdException w:name="caption" w:uiPriority="35" w:qFormat="1"/>
-    <w:lsdException w:name="Title" w:semiHidden="0" w:uiPriority="10" w:unhideWhenUsed="0" w:qFormat="1"/>
-    <w:lsdException w:name="Default Paragraph Font" w:uiPriority="1"/>
-    <w:lsdException w:name="Subtitle" w:semiHidden="0" w:uiPriority="11" w:unhideWhenUsed="0" w:qFormat="1"/>
-    <w:lsdException w:name="Strong" w:semiHidden="0" w:uiPriority="22" w:unhideWhenUsed="0" w:qFormat="1"/>
-    <w:lsdException w:name="Emphasis" w:semiHidden="0" w:uiPriority="20" w:unhideWhenUsed="0" w:qFormat="1"/>
-    <w:lsdException w:name="Table Grid" w:semiHidden="0" w:uiPriority="59" w:unhideWhenUsed="0"/>
-    <w:lsdException w:name="Placeholder Text" w:unhideWhenUsed="0"/>
-    <w:lsdException w:name="No Spacing" w:semiHidden="0" w:uiPriority="1" w:unhideWhenUsed="0" w:qFormat="1"/>
-    <w:lsdException w:name="Light Shading" w:semiHidden="0" w:uiPriority="60" w:unhideWhenUsed="0"/>
-    <w:lsdException w:name="Light List" w:semiHidden="0" w:uiPriority="61" w:unhideWhenUsed="0"/>
-    <w:lsdException w:name="Light Grid" w:semiHidden="0" w:uiPriority="62" w:unhideWhenUsed="0"/>
-    <w:lsdException w:name="Medium Shading 1" w:semiHidden="0" w:uiPriority="63" w:unhideWhenUsed="0"/>
-    <w:lsdException w:name="Medium Shading 2" w:semiHidden="0" w:uiPriority="64" w:unhideWhenUsed="0"/>
-    <w:lsdException w:name="Medium List 1" w:semiHidden="0" w:uiPriority="65" w:unhideWhenUsed="0"/>
-    <w:lsdException w:name="Medium List 2" w:semiHidden="0" w:uiPriority="66" w:unhideWhenUsed="0"/>
-    <w:lsdException w:name="Medium Grid 1" w:semiHidden="0" w:uiPriority="67" w:unhideWhenUsed="0"/>
-    <w:lsdException w:name="Medium Grid 2" w:semiHidden="0" w:uiPriority="68" w:unhideWhenUsed="0"/>
-    <w:lsdException w:name="Medium Grid 3" w:semiHidden="0" w:uiPriority="69" w:unhideWhenUsed="0"/>
-    <w:lsdException w:name="Dark List" w:semiHidden="0" w:uiPriority="70" w:unhideWhenUsed="0"/>
-    <w:lsdException w:name="Colorful Shading" w:semiHidden="0" w:uiPriority="71" w:unhideWhenUsed="0"/>
-    <w:lsdException w:name="Colorful List" w:semiHidden="0" w:uiPriority="72" w:unhideWhenUsed="0"/>
-    <w:lsdException w:name="Colorful Grid" w:semiHidden="0" w:uiPriority="73" w:unhideWhenUsed="0"/>
-    <w:lsdException w:name="Light Shading Accent 1" w:semiHidden="0" w:uiPriority="60" w:unhideWhenUsed="0"/>
-    <w:lsdException w:name="Light List Accent 1" w:semiHidden="0" w:uiPriority="61" w:unhideWhenUsed="0"/>
-    <w:lsdException w:name="Light Grid Accent 1" w:semiHidden="0" w:uiPriority="62" w:unhideWhenUsed="0"/>
-    <w:lsdException w:name="Medium Shading 1 Accent 1" w:semiHidden="0" w:uiPriority="63" w:unhideWhenUsed="0"/>
-    <w:lsdException w:name="Medium Shading 2 Accent 1" w:semiHidden="0" w:uiPriority="64" w:unhideWhenUsed="0"/>
-    <w:lsdException w:name="Medium List 1 Accent 1" w:semiHidden="0" w:uiPriority="65" w:unhideWhenUsed="0"/>
-    <w:lsdException w:name="Revision" w:unhideWhenUsed="0"/>
-    <w:lsdException w:name="List Paragraph" w:semiHidden="0" w:uiPriority="34" w:unhideWhenUsed="0" w:qFormat="1"/>
-    <w:lsdException w:name="Quote" w:semiHidden="0" w:uiPriority="29" w:unhideWhenUsed="0" w:qFormat="1"/>
-    <w:lsdException w:name="Intense Quote" w:semiHidden="0" w:uiPriority="30" w:unhideWhenUsed="0" w:qFormat="1"/>
-    <w:lsdException w:name="Medium List 2 Accent 1" w:semiHidden="0" w:uiPriority="66" w:unhideWhenUsed="0"/>
-    <w:lsdException w:name="Medium Grid 1 Accent 1" w:semiHidden="0" w:uiPriority="67" w:unhideWhenUsed="0"/>
-    <w:lsdException w:name="Medium Grid 2 Accent 1" w:semiHidden="0" w:uiPriority="68" w:unhideWhenUsed="0"/>
-    <w:lsdException w:name="Medium Grid 3 Accent 1" w:semiHidden="0" w:uiPriority="69" w:unhideWhenUsed="0"/>
-    <w:lsdException w:name="Dark List Accent 1" w:semiHidden="0" w:uiPriority="70" w:unhideWhenUsed="0"/>
-    <w:lsdException w:name="Colorful Shading Accent 1" w:semiHidden="0" w:uiPriority="71" w:unhideWhenUsed="0"/>
-    <w:lsdException w:name="Colorful List Accent 1" w:semiHidden="0" w:uiPriority="72" w:unhideWhenUsed="0"/>
-    <w:lsdException w:name="Colorful Grid Accent 1" w:semiHidden="0" w:uiPriority="73" w:unhideWhenUsed="0"/>
-    <w:lsdException w:name="Light Shading Accent 2" w:semiHidden="0" w:uiPriority="60" w:unhideWhenUsed="0"/>
-    <w:lsdException w:name="Light List Accent 2" w:semiHidden="0" w:uiPriority="61" w:unhideWhenUsed="0"/>
-    <w:lsdException w:name="Light Grid Accent 2" w:semiHidden="0" w:uiPriority="62" w:unhideWhenUsed="0"/>
-    <w:lsdException w:name="Medium Shading 1 Accent 2" w:semiHidden="0" w:uiPriority="63" w:unhideWhenUsed="0"/>
-    <w:lsdException w:name="Medium Shading 2 Accent 2" w:semiHidden="0" w:uiPriority="64" w:unhideWhenUsed="0"/>
-    <w:lsdException w:name="Medium List 1 Accent 2" w:semiHidden="0" w:uiPriority="65" w:unhideWhenUsed="0"/>
-    <w:lsdException w:name="Medium List 2 Accent 2" w:semiHidden="0" w:uiPriority="66" w:unhideWhenUsed="0"/>
-    <w:lsdException w:name="Medium Grid 1 Accent 2" w:semiHidden="0" w:uiPriority="67" w:unhideWhenUsed="0"/>
-    <w:lsdException w:name="Medium Grid 2 Accent 2" w:semiHidden="0" w:uiPriority="68" w:unhideWhenUsed="0"/>
-    <w:lsdException w:name="Medium Grid 3 Accent 2" w:semiHidden="0" w:uiPriority="69" w:unhideWhenUsed="0"/>
-    <w:lsdException w:name="Dark List Accent 2" w:semiHidden="0" w:uiPriority="70" w:unhideWhenUsed="0"/>
-    <w:lsdException w:name="Colorful Shading Accent 2" w:semiHidden="0" w:uiPriority="71" w:unhideWhenUsed="0"/>
-    <w:lsdException w:name="Colorful List Accent 2" w:semiHidden="0" w:uiPriority="72" w:unhideWhenUsed="0"/>
-    <w:lsdException w:name="Colorful Grid Accent 2" w:semiHidden="0" w:uiPriority="73" w:unhideWhenUsed="0"/>
-    <w:lsdException w:name="Light Shading Accent 3" w:semiHidden="0" w:uiPriority="60" w:unhideWhenUsed="0"/>
-    <w:lsdException w:name="Light List Accent 3" w:semiHidden="0" w:uiPriority="61" w:unhideWhenUsed="0"/>
-    <w:lsdException w:name="Light Grid Accent 3" w:semiHidden="0" w:uiPriority="62" w:unhideWhenUsed="0"/>
-    <w:lsdException w:name="Medium Shading 1 Accent 3" w:semiHidden="0" w:uiPriority="63" w:unhideWhenUsed="0"/>
-    <w:lsdException w:name="Medium Shading 2 Accent 3" w:semiHidden="0" w:uiPriority="64" w:unhideWhenUsed="0"/>
-    <w:lsdException w:name="Medium List 1 Accent 3" w:semiHidden="0" w:uiPriority="65" w:unhideWhenUsed="0"/>
-    <w:lsdException w:name="Medium List 2 Accent 3" w:semiHidden="0" w:uiPriority="66" w:unhideWhenUsed="0"/>
-    <w:lsdException w:name="Medium Grid 1 Accent 3" w:semiHidden="0" w:uiPriority="67" w:unhideWhenUsed="0"/>
-    <w:lsdException w:name="Medium Grid 2 Accent 3" w:semiHidden="0" w:uiPriority="68" w:unhideWhenUsed="0"/>
-    <w:lsdException w:name="Medium Grid 3 Accent 3" w:semiHidden="0" w:uiPriority="69" w:unhideWhenUsed="0"/>
-    <w:lsdException w:name="Dark List Accent 3" w:semiHidden="0" w:uiPriority="70" w:unhideWhenUsed="0"/>
-    <w:lsdException w:name="Colorful Shading Accent 3" w:semiHidden="0" w:uiPriority="71" w:unhideWhenUsed="0"/>
-    <w:lsdException w:name="Colorful List Accent 3" w:semiHidden="0" w:uiPriority="72" w:unhideWhenUsed="0"/>
-    <w:lsdException w:name="Colorful Grid Accent 3" w:semiHidden="0" w:uiPriority="73" w:unhideWhenUsed="0"/>
-    <w:lsdException w:name="Light Shading Accent 4" w:semiHidden="0" w:uiPriority="60" w:unhideWhenUsed="0"/>
-    <w:lsdException w:name="Light List Accent 4" w:semiHidden="0" w:uiPriority="61" w:unhideWhenUsed="0"/>
-    <w:lsdException w:name="Light Grid Accent 4" w:semiHidden="0" w:uiPriority="62" w:unhideWhenUsed="0"/>
-    <w:lsdException w:name="Medium Shading 1 Accent 4" w:semiHidden="0" w:uiPriority="63" w:unhideWhenUsed="0"/>
-    <w:lsdException w:name="Medium Shading 2 Accent 4" w:semiHidden="0" w:uiPriority="64" w:unhideWhenUsed="0"/>
-    <w:lsdException w:name="Medium List 1 Accent 4" w:semiHidden="0" w:uiPriority="65" w:unhideWhenUsed="0"/>
-    <w:lsdException w:name="Medium List 2 Accent 4" w:semiHidden="0" w:uiPriority="66" w:unhideWhenUsed="0"/>
-    <w:lsdException w:name="Medium Grid 1 Accent 4" w:semiHidden="0" w:uiPriority="67" w:unhideWhenUsed="0"/>
-    <w:lsdException w:name="Medium Grid 2 Accent 4" w:semiHidden="0" w:uiPriority="68" w:unhideWhenUsed="0"/>
-    <w:lsdException w:name="Medium Grid 3 Accent 4" w:semiHidden="0" w:uiPriority="69" w:unhideWhenUsed="0"/>
-    <w:lsdException w:name="Dark List Accent 4" w:semiHidden="0" w:uiPriority="70" w:unhideWhenUsed="0"/>
-    <w:lsdException w:name="Colorful Shading Accent 4" w:semiHidden="0" w:uiPriority="71" w:unhideWhenUsed="0"/>
-    <w:lsdException w:name="Colorful List Accent 4" w:semiHidden="0" w:uiPriority="72" w:unhideWhenUsed="0"/>
-    <w:lsdException w:name="Colorful Grid Accent 4" w:semiHidden="0" w:uiPriority="73" w:unhideWhenUsed="0"/>
-    <w:lsdException w:name="Light Shading Accent 5" w:semiHidden="0" w:uiPriority="60" w:unhideWhenUsed="0"/>
-    <w:lsdException w:name="Light List Accent 5" w:semiHidden="0" w:uiPriority="61" w:unhideWhenUsed="0"/>
-    <w:lsdException w:name="Light Grid Accent 5" w:semiHidden="0" w:uiPriority="62" w:unhideWhenUsed="0"/>
-    <w:lsdException w:name="Medium Shading 1 Accent 5" w:semiHidden="0" w:uiPriority="63" w:unhideWhenUsed="0"/>
-    <w:lsdException w:name="Medium Shading 2 Accent 5" w:semiHidden="0" w:uiPriority="64" w:unhideWhenUsed="0"/>
-    <w:lsdException w:name="Medium List 1 Accent 5" w:semiHidden="0" w:uiPriority="65" w:unhideWhenUsed="0"/>
-    <w:lsdException w:name="Medium List 2 Accent 5" w:semiHidden="0" w:uiPriority="66" w:unhideWhenUsed="0"/>
-    <w:lsdException w:name="Medium Grid 1 Accent 5" w:semiHidden="0" w:uiPriority="67" w:unhideWhenUsed="0"/>
-    <w:lsdException w:name="Medium Grid 2 Accent 5" w:semiHidden="0" w:uiPriority="68" w:unhideWhenUsed="0"/>
-    <w:lsdException w:name="Medium Grid 3 Accent 5" w:semiHidden="0" w:uiPriority="69" w:unhideWhenUsed="0"/>
-    <w:lsdException w:name="Dark List Accent 5" w:semiHidden="0" w:uiPriority="70" w:unhideWhenUsed="0"/>
-    <w:lsdException w:name="Colorful Shading Accent 5" w:semiHidden="0" w:uiPriority="71" w:unhideWhenUsed="0"/>
-    <w:lsdException w:name="Colorful List Accent 5" w:semiHidden="0" w:uiPriority="72" w:unhideWhenUsed="0"/>
-    <w:lsdException w:name="Colorful Grid Accent 5" w:semiHidden="0" w:uiPriority="73" w:unhideWhenUsed="0"/>
-    <w:lsdException w:name="Light Shading Accent 6" w:semiHidden="0" w:uiPriority="60" w:unhideWhenUsed="0"/>
-    <w:lsdException w:name="Light List Accent 6" w:semiHidden="0" w:uiPriority="61" w:unhideWhenUsed="0"/>
-    <w:lsdException w:name="Light Grid Accent 6" w:semiHidden="0" w:uiPriority="62" w:unhideWhenUsed="0"/>
-    <w:lsdException w:name="Medium Shading 1 Accent 6" w:semiHidden="0" w:uiPriority="63" w:unhideWhenUsed="0"/>
-    <w:lsdException w:name="Medium Shading 2 Accent 6" w:semiHidden="0" w:uiPriority="64" w:unhideWhenUsed="0"/>
-    <w:lsdException w:name="Medium List 1 Accent 6" w:semiHidden="0" w:uiPriority="65" w:unhideWhenUsed="0"/>
-    <w:lsdException w:name="Medium List 2 Accent 6" w:semiHidden="0" w:uiPriority="66" w:unhideWhenUsed="0"/>
-    <w:lsdException w:name="Medium Grid 1 Accent 6" w:semiHidden="0" w:uiPriority="67" w:unhideWhenUsed="0"/>
-    <w:lsdException w:name="Medium Grid 2 Accent 6" w:semiHidden="0" w:uiPriority="68" w:unhideWhenUsed="0"/>
-    <w:lsdException w:name="Medium Grid 3 Accent 6" w:semiHidden="0" w:uiPriority="69" w:unhideWhenUsed="0"/>
-    <w:lsdException w:name="Dark List Accent 6" w:semiHidden="0" w:uiPriority="70" w:unhideWhenUsed="0"/>
-    <w:lsdException w:name="Colorful Shading Accent 6" w:semiHidden="0" w:uiPriority="71" w:unhideWhenUsed="0"/>
-    <w:lsdException w:name="Colorful List Accent 6" w:semiHidden="0" w:uiPriority="72" w:unhideWhenUsed="0"/>
-    <w:lsdException w:name="Colorful Grid Accent 6" w:semiHidden="0" w:uiPriority="73" w:unhideWhenUsed="0"/>
-    <w:lsdException w:name="Subtle Emphasis" w:semiHidden="0" w:uiPriority="19" w:unhideWhenUsed="0" w:qFormat="1"/>
-    <w:lsdException w:name="Intense Emphasis" w:semiHidden="0" w:uiPriority="21" w:unhideWhenUsed="0" w:qFormat="1"/>
-    <w:lsdException w:name="Subtle Reference" w:semiHidden="0" w:uiPriority="31" w:unhideWhenUsed="0" w:qFormat="1"/>
-    <w:lsdException w:name="Intense Reference" w:semiHidden="0" w:uiPriority="32" w:unhideWhenUsed="0" w:qFormat="1"/>
-    <w:lsdException w:name="Book Title" w:semiHidden="0" w:uiPriority="33" w:unhideWhenUsed="0" w:qFormat="1"/>
-    <w:lsdException w:name="Bibliography" w:uiPriority="37"/>
-    <w:lsdException w:name="TOC Heading" w:uiPriority="39" w:qFormat="1"/>
-  </w:latentStyles>
-  <w:style w:type="paragraph" w:default="1" w:styleId="Normal">
-    <w:name w:val="Normal"/>
-    <w:qFormat/>
-  </w:style>
-  <w:style w:type="character" w:default="1" w:styleId="DefaultParagraphFont">
-    <w:name w:val="Default Paragraph Font"/>
-    <w:uiPriority w:val="1"/>
-    <w:semiHidden/>
     <w:unhideWhenUsed/>
   </w:style>
   <w:style w:type="table" w:default="1" w:styleId="TableNormal">

--- a/02 Negative image/report-02.docx
+++ b/02 Negative image/report-02.docx
@@ -191,25 +191,7 @@
           <w:sz w:val="24"/>
           <w:szCs w:val="24"/>
         </w:rPr>
-        <w:t xml:space="preserve">To </w:t>
-      </w:r>
-      <w:proofErr w:type="spellStart"/>
-      <w:r>
-        <w:rPr>
-          <w:rFonts w:ascii="Times New Roman" w:hAnsi="Times New Roman" w:cs="Times New Roman"/>
-          <w:sz w:val="24"/>
-          <w:szCs w:val="24"/>
-        </w:rPr>
-        <w:t>analyze</w:t>
-      </w:r>
-      <w:proofErr w:type="spellEnd"/>
-      <w:r>
-        <w:rPr>
-          <w:rFonts w:ascii="Times New Roman" w:hAnsi="Times New Roman" w:cs="Times New Roman"/>
-          <w:sz w:val="24"/>
-          <w:szCs w:val="24"/>
-        </w:rPr>
-        <w:t xml:space="preserve"> pixel intensity transformation in digital images.</w:t>
+        <w:t>To analyze pixel intensity transformation in digital images.</w:t>
       </w:r>
     </w:p>
     <w:p>
@@ -447,7 +429,16 @@
           <w:sz w:val="24"/>
           <w:szCs w:val="24"/>
         </w:rPr>
-        <w:t>Code:</w:t>
+        <w:t>Program</w:t>
+      </w:r>
+      <w:r>
+        <w:rPr>
+          <w:rFonts w:ascii="Times New Roman" w:hAnsi="Times New Roman" w:cs="Times New Roman"/>
+          <w:b/>
+          <w:sz w:val="24"/>
+          <w:szCs w:val="24"/>
+        </w:rPr>
+        <w:t>:</w:t>
       </w:r>
       <w:r>
         <w:rPr>
@@ -581,8 +572,6 @@
         </w:rPr>
         <w:t xml:space="preserve"> </w:t>
       </w:r>
-      <w:proofErr w:type="spellStart"/>
-      <w:proofErr w:type="gramStart"/>
       <w:r>
         <w:rPr>
           <w:rFonts w:ascii="Consolas" w:eastAsia="Times New Roman" w:hAnsi="Consolas" w:cs="Times New Roman"/>
@@ -613,8 +602,6 @@
         </w:rPr>
         <w:t>pyplot</w:t>
       </w:r>
-      <w:proofErr w:type="spellEnd"/>
-      <w:proofErr w:type="gramEnd"/>
       <w:r>
         <w:rPr>
           <w:rFonts w:ascii="Consolas" w:eastAsia="Times New Roman" w:hAnsi="Consolas" w:cs="Times New Roman"/>
@@ -645,7 +632,6 @@
         </w:rPr>
         <w:t xml:space="preserve"> </w:t>
       </w:r>
-      <w:proofErr w:type="spellStart"/>
       <w:r>
         <w:rPr>
           <w:rFonts w:ascii="Consolas" w:eastAsia="Times New Roman" w:hAnsi="Consolas" w:cs="Times New Roman"/>
@@ -656,7 +642,6 @@
         </w:rPr>
         <w:t>plt</w:t>
       </w:r>
-      <w:proofErr w:type="spellEnd"/>
     </w:p>
     <w:p>
       <w:pPr>
@@ -694,7 +679,6 @@
         </w:rPr>
         <w:t xml:space="preserve"> </w:t>
       </w:r>
-      <w:proofErr w:type="spellStart"/>
       <w:r>
         <w:rPr>
           <w:rFonts w:ascii="Consolas" w:eastAsia="Times New Roman" w:hAnsi="Consolas" w:cs="Times New Roman"/>
@@ -705,7 +689,6 @@
         </w:rPr>
         <w:t>numpy</w:t>
       </w:r>
-      <w:proofErr w:type="spellEnd"/>
       <w:r>
         <w:rPr>
           <w:rFonts w:ascii="Consolas" w:eastAsia="Times New Roman" w:hAnsi="Consolas" w:cs="Times New Roman"/>
@@ -780,7 +763,6 @@
           <w:lang w:eastAsia="en-SG"/>
         </w:rPr>
       </w:pPr>
-      <w:proofErr w:type="spellStart"/>
       <w:r>
         <w:rPr>
           <w:rFonts w:ascii="Consolas" w:eastAsia="Times New Roman" w:hAnsi="Consolas" w:cs="Times New Roman"/>
@@ -791,7 +773,6 @@
         </w:rPr>
         <w:t>img</w:t>
       </w:r>
-      <w:proofErr w:type="spellEnd"/>
       <w:r>
         <w:rPr>
           <w:rFonts w:ascii="Consolas" w:eastAsia="Times New Roman" w:hAnsi="Consolas" w:cs="Times New Roman"/>
@@ -802,7 +783,6 @@
         </w:rPr>
         <w:t xml:space="preserve"> = </w:t>
       </w:r>
-      <w:proofErr w:type="spellStart"/>
       <w:r>
         <w:rPr>
           <w:rFonts w:ascii="Consolas" w:eastAsia="Times New Roman" w:hAnsi="Consolas" w:cs="Times New Roman"/>
@@ -833,7 +813,6 @@
         </w:rPr>
         <w:t>open</w:t>
       </w:r>
-      <w:proofErr w:type="spellEnd"/>
       <w:r>
         <w:rPr>
           <w:rFonts w:ascii="Consolas" w:eastAsia="Times New Roman" w:hAnsi="Consolas" w:cs="Times New Roman"/>
@@ -881,7 +860,6 @@
           <w:lang w:eastAsia="en-SG"/>
         </w:rPr>
       </w:pPr>
-      <w:proofErr w:type="spellStart"/>
       <w:r>
         <w:rPr>
           <w:rFonts w:ascii="Consolas" w:eastAsia="Times New Roman" w:hAnsi="Consolas" w:cs="Times New Roman"/>
@@ -892,7 +870,6 @@
         </w:rPr>
         <w:t>gray_img</w:t>
       </w:r>
-      <w:proofErr w:type="spellEnd"/>
       <w:r>
         <w:rPr>
           <w:rFonts w:ascii="Consolas" w:eastAsia="Times New Roman" w:hAnsi="Consolas" w:cs="Times New Roman"/>
@@ -903,8 +880,6 @@
         </w:rPr>
         <w:t xml:space="preserve"> = </w:t>
       </w:r>
-      <w:proofErr w:type="spellStart"/>
-      <w:proofErr w:type="gramStart"/>
       <w:r>
         <w:rPr>
           <w:rFonts w:ascii="Consolas" w:eastAsia="Times New Roman" w:hAnsi="Consolas" w:cs="Times New Roman"/>
@@ -935,8 +910,6 @@
         </w:rPr>
         <w:t>convert</w:t>
       </w:r>
-      <w:proofErr w:type="spellEnd"/>
-      <w:proofErr w:type="gramEnd"/>
       <w:r>
         <w:rPr>
           <w:rFonts w:ascii="Consolas" w:eastAsia="Times New Roman" w:hAnsi="Consolas" w:cs="Times New Roman"/>
@@ -984,7 +957,6 @@
           <w:lang w:eastAsia="en-SG"/>
         </w:rPr>
       </w:pPr>
-      <w:proofErr w:type="spellStart"/>
       <w:r>
         <w:rPr>
           <w:rFonts w:ascii="Consolas" w:eastAsia="Times New Roman" w:hAnsi="Consolas" w:cs="Times New Roman"/>
@@ -995,7 +967,6 @@
         </w:rPr>
         <w:t>img_array</w:t>
       </w:r>
-      <w:proofErr w:type="spellEnd"/>
       <w:r>
         <w:rPr>
           <w:rFonts w:ascii="Consolas" w:eastAsia="Times New Roman" w:hAnsi="Consolas" w:cs="Times New Roman"/>
@@ -1006,8 +977,6 @@
         </w:rPr>
         <w:t xml:space="preserve"> = </w:t>
       </w:r>
-      <w:proofErr w:type="spellStart"/>
-      <w:proofErr w:type="gramStart"/>
       <w:r>
         <w:rPr>
           <w:rFonts w:ascii="Consolas" w:eastAsia="Times New Roman" w:hAnsi="Consolas" w:cs="Times New Roman"/>
@@ -1038,8 +1007,6 @@
         </w:rPr>
         <w:t>array</w:t>
       </w:r>
-      <w:proofErr w:type="spellEnd"/>
-      <w:proofErr w:type="gramEnd"/>
       <w:r>
         <w:rPr>
           <w:rFonts w:ascii="Consolas" w:eastAsia="Times New Roman" w:hAnsi="Consolas" w:cs="Times New Roman"/>
@@ -1050,7 +1017,6 @@
         </w:rPr>
         <w:t>(</w:t>
       </w:r>
-      <w:proofErr w:type="spellStart"/>
       <w:r>
         <w:rPr>
           <w:rFonts w:ascii="Consolas" w:eastAsia="Times New Roman" w:hAnsi="Consolas" w:cs="Times New Roman"/>
@@ -1061,7 +1027,6 @@
         </w:rPr>
         <w:t>gray_img</w:t>
       </w:r>
-      <w:proofErr w:type="spellEnd"/>
       <w:r>
         <w:rPr>
           <w:rFonts w:ascii="Consolas" w:eastAsia="Times New Roman" w:hAnsi="Consolas" w:cs="Times New Roman"/>
@@ -1089,7 +1054,6 @@
           <w:lang w:eastAsia="en-SG"/>
         </w:rPr>
       </w:pPr>
-      <w:proofErr w:type="spellStart"/>
       <w:r>
         <w:rPr>
           <w:rFonts w:ascii="Consolas" w:eastAsia="Times New Roman" w:hAnsi="Consolas" w:cs="Times New Roman"/>
@@ -1100,7 +1064,6 @@
         </w:rPr>
         <w:t>negative_img</w:t>
       </w:r>
-      <w:proofErr w:type="spellEnd"/>
       <w:r>
         <w:rPr>
           <w:rFonts w:ascii="Consolas" w:eastAsia="Times New Roman" w:hAnsi="Consolas" w:cs="Times New Roman"/>
@@ -1131,7 +1094,6 @@
         </w:rPr>
         <w:t xml:space="preserve"> - </w:t>
       </w:r>
-      <w:proofErr w:type="spellStart"/>
       <w:r>
         <w:rPr>
           <w:rFonts w:ascii="Consolas" w:eastAsia="Times New Roman" w:hAnsi="Consolas" w:cs="Times New Roman"/>
@@ -1142,7 +1104,6 @@
         </w:rPr>
         <w:t>img_array</w:t>
       </w:r>
-      <w:proofErr w:type="spellEnd"/>
     </w:p>
     <w:p>
       <w:pPr>
@@ -1160,8 +1121,6 @@
           <w:lang w:eastAsia="en-SG"/>
         </w:rPr>
       </w:pPr>
-      <w:proofErr w:type="spellStart"/>
-      <w:proofErr w:type="gramStart"/>
       <w:r>
         <w:rPr>
           <w:rFonts w:ascii="Consolas" w:eastAsia="Times New Roman" w:hAnsi="Consolas" w:cs="Times New Roman"/>
@@ -1192,8 +1151,6 @@
         </w:rPr>
         <w:t>figure</w:t>
       </w:r>
-      <w:proofErr w:type="spellEnd"/>
-      <w:proofErr w:type="gramEnd"/>
       <w:r>
         <w:rPr>
           <w:rFonts w:ascii="Consolas" w:eastAsia="Times New Roman" w:hAnsi="Consolas" w:cs="Times New Roman"/>
@@ -1204,7 +1161,6 @@
         </w:rPr>
         <w:t>(</w:t>
       </w:r>
-      <w:proofErr w:type="spellStart"/>
       <w:r>
         <w:rPr>
           <w:rFonts w:ascii="Consolas" w:eastAsia="Times New Roman" w:hAnsi="Consolas" w:cs="Times New Roman"/>
@@ -1215,8 +1171,6 @@
         </w:rPr>
         <w:t>figsize</w:t>
       </w:r>
-      <w:proofErr w:type="spellEnd"/>
-      <w:proofErr w:type="gramStart"/>
       <w:r>
         <w:rPr>
           <w:rFonts w:ascii="Consolas" w:eastAsia="Times New Roman" w:hAnsi="Consolas" w:cs="Times New Roman"/>
@@ -1227,7 +1181,6 @@
         </w:rPr>
         <w:t>=(</w:t>
       </w:r>
-      <w:proofErr w:type="gramEnd"/>
       <w:r>
         <w:rPr>
           <w:rFonts w:ascii="Consolas" w:eastAsia="Times New Roman" w:hAnsi="Consolas" w:cs="Times New Roman"/>
@@ -1285,8 +1238,6 @@
           <w:lang w:eastAsia="en-SG"/>
         </w:rPr>
       </w:pPr>
-      <w:proofErr w:type="spellStart"/>
-      <w:proofErr w:type="gramStart"/>
       <w:r>
         <w:rPr>
           <w:rFonts w:ascii="Consolas" w:eastAsia="Times New Roman" w:hAnsi="Consolas" w:cs="Times New Roman"/>
@@ -1317,8 +1268,6 @@
         </w:rPr>
         <w:t>subplot</w:t>
       </w:r>
-      <w:proofErr w:type="spellEnd"/>
-      <w:proofErr w:type="gramEnd"/>
       <w:r>
         <w:rPr>
           <w:rFonts w:ascii="Consolas" w:eastAsia="Times New Roman" w:hAnsi="Consolas" w:cs="Times New Roman"/>
@@ -1406,8 +1355,6 @@
           <w:lang w:eastAsia="en-SG"/>
         </w:rPr>
       </w:pPr>
-      <w:proofErr w:type="spellStart"/>
-      <w:proofErr w:type="gramStart"/>
       <w:r>
         <w:rPr>
           <w:rFonts w:ascii="Consolas" w:eastAsia="Times New Roman" w:hAnsi="Consolas" w:cs="Times New Roman"/>
@@ -1438,8 +1385,6 @@
         </w:rPr>
         <w:t>imshow</w:t>
       </w:r>
-      <w:proofErr w:type="spellEnd"/>
-      <w:proofErr w:type="gramEnd"/>
       <w:r>
         <w:rPr>
           <w:rFonts w:ascii="Consolas" w:eastAsia="Times New Roman" w:hAnsi="Consolas" w:cs="Times New Roman"/>
@@ -1450,7 +1395,6 @@
         </w:rPr>
         <w:t>(</w:t>
       </w:r>
-      <w:proofErr w:type="spellStart"/>
       <w:r>
         <w:rPr>
           <w:rFonts w:ascii="Consolas" w:eastAsia="Times New Roman" w:hAnsi="Consolas" w:cs="Times New Roman"/>
@@ -1461,7 +1405,6 @@
         </w:rPr>
         <w:t>gray_img</w:t>
       </w:r>
-      <w:proofErr w:type="spellEnd"/>
       <w:r>
         <w:rPr>
           <w:rFonts w:ascii="Consolas" w:eastAsia="Times New Roman" w:hAnsi="Consolas" w:cs="Times New Roman"/>
@@ -1472,7 +1415,6 @@
         </w:rPr>
         <w:t xml:space="preserve">, </w:t>
       </w:r>
-      <w:proofErr w:type="spellStart"/>
       <w:r>
         <w:rPr>
           <w:rFonts w:ascii="Consolas" w:eastAsia="Times New Roman" w:hAnsi="Consolas" w:cs="Times New Roman"/>
@@ -1483,7 +1425,6 @@
         </w:rPr>
         <w:t>cmap</w:t>
       </w:r>
-      <w:proofErr w:type="spellEnd"/>
       <w:r>
         <w:rPr>
           <w:rFonts w:ascii="Consolas" w:eastAsia="Times New Roman" w:hAnsi="Consolas" w:cs="Times New Roman"/>
@@ -1502,29 +1443,7 @@
           <w:szCs w:val="21"/>
           <w:lang w:eastAsia="en-SG"/>
         </w:rPr>
-        <w:t>'</w:t>
-      </w:r>
-      <w:proofErr w:type="spellStart"/>
-      <w:r>
-        <w:rPr>
-          <w:rFonts w:ascii="Consolas" w:eastAsia="Times New Roman" w:hAnsi="Consolas" w:cs="Times New Roman"/>
-          <w:color w:val="A31515"/>
-          <w:sz w:val="21"/>
-          <w:szCs w:val="21"/>
-          <w:lang w:eastAsia="en-SG"/>
-        </w:rPr>
-        <w:t>gray</w:t>
-      </w:r>
-      <w:proofErr w:type="spellEnd"/>
-      <w:r>
-        <w:rPr>
-          <w:rFonts w:ascii="Consolas" w:eastAsia="Times New Roman" w:hAnsi="Consolas" w:cs="Times New Roman"/>
-          <w:color w:val="A31515"/>
-          <w:sz w:val="21"/>
-          <w:szCs w:val="21"/>
-          <w:lang w:eastAsia="en-SG"/>
-        </w:rPr>
-        <w:t>'</w:t>
+        <w:t>'gray'</w:t>
       </w:r>
       <w:r>
         <w:rPr>
@@ -1553,8 +1472,6 @@
           <w:lang w:eastAsia="en-SG"/>
         </w:rPr>
       </w:pPr>
-      <w:proofErr w:type="spellStart"/>
-      <w:proofErr w:type="gramStart"/>
       <w:r>
         <w:rPr>
           <w:rFonts w:ascii="Consolas" w:eastAsia="Times New Roman" w:hAnsi="Consolas" w:cs="Times New Roman"/>
@@ -1585,8 +1502,6 @@
         </w:rPr>
         <w:t>title</w:t>
       </w:r>
-      <w:proofErr w:type="spellEnd"/>
-      <w:proofErr w:type="gramEnd"/>
       <w:r>
         <w:rPr>
           <w:rFonts w:ascii="Consolas" w:eastAsia="Times New Roman" w:hAnsi="Consolas" w:cs="Times New Roman"/>
@@ -1634,8 +1549,6 @@
           <w:lang w:eastAsia="en-SG"/>
         </w:rPr>
       </w:pPr>
-      <w:proofErr w:type="spellStart"/>
-      <w:proofErr w:type="gramStart"/>
       <w:r>
         <w:rPr>
           <w:rFonts w:ascii="Consolas" w:eastAsia="Times New Roman" w:hAnsi="Consolas" w:cs="Times New Roman"/>
@@ -1666,8 +1579,6 @@
         </w:rPr>
         <w:t>subplot</w:t>
       </w:r>
-      <w:proofErr w:type="spellEnd"/>
-      <w:proofErr w:type="gramEnd"/>
       <w:r>
         <w:rPr>
           <w:rFonts w:ascii="Consolas" w:eastAsia="Times New Roman" w:hAnsi="Consolas" w:cs="Times New Roman"/>
@@ -1755,8 +1666,6 @@
           <w:lang w:eastAsia="en-SG"/>
         </w:rPr>
       </w:pPr>
-      <w:proofErr w:type="spellStart"/>
-      <w:proofErr w:type="gramStart"/>
       <w:r>
         <w:rPr>
           <w:rFonts w:ascii="Consolas" w:eastAsia="Times New Roman" w:hAnsi="Consolas" w:cs="Times New Roman"/>
@@ -1787,8 +1696,6 @@
         </w:rPr>
         <w:t>imshow</w:t>
       </w:r>
-      <w:proofErr w:type="spellEnd"/>
-      <w:proofErr w:type="gramEnd"/>
       <w:r>
         <w:rPr>
           <w:rFonts w:ascii="Consolas" w:eastAsia="Times New Roman" w:hAnsi="Consolas" w:cs="Times New Roman"/>
@@ -1799,7 +1706,6 @@
         </w:rPr>
         <w:t>(</w:t>
       </w:r>
-      <w:proofErr w:type="spellStart"/>
       <w:r>
         <w:rPr>
           <w:rFonts w:ascii="Consolas" w:eastAsia="Times New Roman" w:hAnsi="Consolas" w:cs="Times New Roman"/>
@@ -1810,7 +1716,6 @@
         </w:rPr>
         <w:t>negative_img</w:t>
       </w:r>
-      <w:proofErr w:type="spellEnd"/>
       <w:r>
         <w:rPr>
           <w:rFonts w:ascii="Consolas" w:eastAsia="Times New Roman" w:hAnsi="Consolas" w:cs="Times New Roman"/>
@@ -1821,7 +1726,6 @@
         </w:rPr>
         <w:t xml:space="preserve">, </w:t>
       </w:r>
-      <w:proofErr w:type="spellStart"/>
       <w:r>
         <w:rPr>
           <w:rFonts w:ascii="Consolas" w:eastAsia="Times New Roman" w:hAnsi="Consolas" w:cs="Times New Roman"/>
@@ -1832,7 +1736,6 @@
         </w:rPr>
         <w:t>cmap</w:t>
       </w:r>
-      <w:proofErr w:type="spellEnd"/>
       <w:r>
         <w:rPr>
           <w:rFonts w:ascii="Consolas" w:eastAsia="Times New Roman" w:hAnsi="Consolas" w:cs="Times New Roman"/>
@@ -1851,29 +1754,7 @@
           <w:szCs w:val="21"/>
           <w:lang w:eastAsia="en-SG"/>
         </w:rPr>
-        <w:t>'</w:t>
-      </w:r>
-      <w:proofErr w:type="spellStart"/>
-      <w:r>
-        <w:rPr>
-          <w:rFonts w:ascii="Consolas" w:eastAsia="Times New Roman" w:hAnsi="Consolas" w:cs="Times New Roman"/>
-          <w:color w:val="A31515"/>
-          <w:sz w:val="21"/>
-          <w:szCs w:val="21"/>
-          <w:lang w:eastAsia="en-SG"/>
-        </w:rPr>
-        <w:t>gray</w:t>
-      </w:r>
-      <w:proofErr w:type="spellEnd"/>
-      <w:r>
-        <w:rPr>
-          <w:rFonts w:ascii="Consolas" w:eastAsia="Times New Roman" w:hAnsi="Consolas" w:cs="Times New Roman"/>
-          <w:color w:val="A31515"/>
-          <w:sz w:val="21"/>
-          <w:szCs w:val="21"/>
-          <w:lang w:eastAsia="en-SG"/>
-        </w:rPr>
-        <w:t>'</w:t>
+        <w:t>'gray'</w:t>
       </w:r>
       <w:r>
         <w:rPr>
@@ -1902,8 +1783,6 @@
           <w:lang w:eastAsia="en-SG"/>
         </w:rPr>
       </w:pPr>
-      <w:proofErr w:type="spellStart"/>
-      <w:proofErr w:type="gramStart"/>
       <w:r>
         <w:rPr>
           <w:rFonts w:ascii="Consolas" w:eastAsia="Times New Roman" w:hAnsi="Consolas" w:cs="Times New Roman"/>
@@ -1934,8 +1813,6 @@
         </w:rPr>
         <w:t>title</w:t>
       </w:r>
-      <w:proofErr w:type="spellEnd"/>
-      <w:proofErr w:type="gramEnd"/>
       <w:r>
         <w:rPr>
           <w:rFonts w:ascii="Consolas" w:eastAsia="Times New Roman" w:hAnsi="Consolas" w:cs="Times New Roman"/>
@@ -2003,7 +1880,6 @@
         </w:rPr>
         <w:t>(</w:t>
       </w:r>
-      <w:proofErr w:type="spellStart"/>
       <w:r>
         <w:rPr>
           <w:rFonts w:ascii="Consolas" w:eastAsia="Times New Roman" w:hAnsi="Consolas" w:cs="Times New Roman"/>
@@ -2014,7 +1890,6 @@
         </w:rPr>
         <w:t>negative_img</w:t>
       </w:r>
-      <w:proofErr w:type="spellEnd"/>
       <w:r>
         <w:rPr>
           <w:rFonts w:ascii="Consolas" w:eastAsia="Times New Roman" w:hAnsi="Consolas" w:cs="Times New Roman"/>
@@ -2042,8 +1917,6 @@
           <w:lang w:eastAsia="en-SG"/>
         </w:rPr>
       </w:pPr>
-      <w:proofErr w:type="spellStart"/>
-      <w:proofErr w:type="gramStart"/>
       <w:r>
         <w:rPr>
           <w:rFonts w:ascii="Consolas" w:eastAsia="Times New Roman" w:hAnsi="Consolas" w:cs="Times New Roman"/>
@@ -2074,8 +1947,6 @@
         </w:rPr>
         <w:t>show</w:t>
       </w:r>
-      <w:proofErr w:type="spellEnd"/>
-      <w:proofErr w:type="gramEnd"/>
       <w:r>
         <w:rPr>
           <w:rFonts w:ascii="Consolas" w:eastAsia="Times New Roman" w:hAnsi="Consolas" w:cs="Times New Roman"/>
@@ -2903,6 +2774,7 @@
   <w:style w:type="character" w:default="1" w:styleId="DefaultParagraphFont">
     <w:name w:val="Default Paragraph Font"/>
     <w:uiPriority w:val="1"/>
+    <w:semiHidden/>
     <w:unhideWhenUsed/>
   </w:style>
   <w:style w:type="table" w:default="1" w:styleId="TableNormal">
